--- a/Sostenibilidad aplicada al sistema productivo/Tema 1/Ejercicios/UD01 Cuestionario.docx
+++ b/Sostenibilidad aplicada al sistema productivo/Tema 1/Ejercicios/UD01 Cuestionario.docx
@@ -1,457 +1,446 @@
 
 <file path=word/document.xml><?xml version="1.0" encoding="utf-8"?>
-<w:document xmlns:o="urn:schemas-microsoft-com:office:office" xmlns:r="http://schemas.openxmlformats.org/officeDocument/2006/relationships" xmlns:v="urn:schemas-microsoft-com:vml" xmlns:w="http://schemas.openxmlformats.org/wordprocessingml/2006/main" xmlns:w10="urn:schemas-microsoft-com:office:word" xmlns:wp="http://schemas.openxmlformats.org/drawingml/2006/wordprocessingDrawing" xmlns:pic="http://schemas.openxmlformats.org/drawingml/2006/picture" xmlns:wps="http://schemas.microsoft.com/office/word/2010/wordprocessingShape" xmlns:wpg="http://schemas.microsoft.com/office/word/2010/wordprocessingGroup" xmlns:mc="http://schemas.openxmlformats.org/markup-compatibility/2006" xmlns:wp14="http://schemas.microsoft.com/office/word/2010/wordprocessingDrawing" xmlns:w14="http://schemas.microsoft.com/office/word/2010/wordml" xmlns:w15="http://schemas.microsoft.com/office/word/2012/wordml" mc:Ignorable="w14 wp14 w15">
+<w:document xmlns:wpc="http://schemas.microsoft.com/office/word/2010/wordprocessingCanvas" xmlns:cx="http://schemas.microsoft.com/office/drawing/2014/chartex" xmlns:cx1="http://schemas.microsoft.com/office/drawing/2015/9/8/chartex" xmlns:cx2="http://schemas.microsoft.com/office/drawing/2015/10/21/chartex" xmlns:cx3="http://schemas.microsoft.com/office/drawing/2016/5/9/chartex" xmlns:cx4="http://schemas.microsoft.com/office/drawing/2016/5/10/chartex" xmlns:cx5="http://schemas.microsoft.com/office/drawing/2016/5/11/chartex" xmlns:cx6="http://schemas.microsoft.com/office/drawing/2016/5/12/chartex" xmlns:cx7="http://schemas.microsoft.com/office/drawing/2016/5/13/chartex" xmlns:cx8="http://schemas.microsoft.com/office/drawing/2016/5/14/chartex" xmlns:mc="http://schemas.openxmlformats.org/markup-compatibility/2006" xmlns:aink="http://schemas.microsoft.com/office/drawing/2016/ink" xmlns:am3d="http://schemas.microsoft.com/office/drawing/2017/model3d" xmlns:o="urn:schemas-microsoft-com:office:office" xmlns:oel="http://schemas.microsoft.com/office/2019/extlst" xmlns:r="http://schemas.openxmlformats.org/officeDocument/2006/relationships" xmlns:m="http://schemas.openxmlformats.org/officeDocument/2006/math" xmlns:v="urn:schemas-microsoft-com:vml" xmlns:wp14="http://schemas.microsoft.com/office/word/2010/wordprocessingDrawing" xmlns:wp="http://schemas.openxmlformats.org/drawingml/2006/wordprocessingDrawing" xmlns:w10="urn:schemas-microsoft-com:office:word" xmlns:w="http://schemas.openxmlformats.org/wordprocessingml/2006/main" xmlns:w14="http://schemas.microsoft.com/office/word/2010/wordml" xmlns:w15="http://schemas.microsoft.com/office/word/2012/wordml" xmlns:w16cex="http://schemas.microsoft.com/office/word/2018/wordml/cex" xmlns:w16cid="http://schemas.microsoft.com/office/word/2016/wordml/cid" xmlns:w16="http://schemas.microsoft.com/office/word/2018/wordml" xmlns:w16du="http://schemas.microsoft.com/office/word/2023/wordml/word16du" xmlns:w16sdtdh="http://schemas.microsoft.com/office/word/2020/wordml/sdtdatahash" xmlns:w16sdtfl="http://schemas.microsoft.com/office/word/2024/wordml/sdtformatlock" xmlns:w16se="http://schemas.microsoft.com/office/word/2015/wordml/symex" xmlns:wpg="http://schemas.microsoft.com/office/word/2010/wordprocessingGroup" xmlns:wpi="http://schemas.microsoft.com/office/word/2010/wordprocessingInk" xmlns:wne="http://schemas.microsoft.com/office/word/2006/wordml" xmlns:wps="http://schemas.microsoft.com/office/word/2010/wordprocessingShape" mc:Ignorable="w14 w15 w16se w16cid w16 w16cex w16sdtdh w16sdtfl w16du wp14">
   <w:body>
     <w:p>
       <w:pPr>
-        <w:pStyle w:val="Title"/>
-        <w:rPr/>
+        <w:pStyle w:val="Ttulo"/>
       </w:pPr>
       <w:bookmarkStart w:id="0" w:name="_fzp5mu8xfpnz"/>
       <w:bookmarkEnd w:id="0"/>
       <w:r>
-        <w:rPr/>
         <w:t>UD01 Cuestionario</w:t>
       </w:r>
     </w:p>
     <w:p>
       <w:pPr>
-        <w:pStyle w:val="Heading1"/>
-        <w:rPr/>
+        <w:pStyle w:val="Ttulo1"/>
       </w:pPr>
       <w:bookmarkStart w:id="1" w:name="_jus8wq1j28ny"/>
       <w:bookmarkEnd w:id="1"/>
       <w:r>
-        <w:rPr/>
         <w:t>Nuestro futuro en peligro</w:t>
       </w:r>
     </w:p>
     <w:p>
       <w:pPr>
-        <w:pStyle w:val="Heading3"/>
-        <w:rPr/>
+        <w:pStyle w:val="Ttulo3"/>
       </w:pPr>
       <w:bookmarkStart w:id="2" w:name="_wprym89hogmz"/>
       <w:bookmarkEnd w:id="2"/>
       <w:r>
-        <w:rPr/>
         <w:t>ACTIVIDAD INICIAL</w:t>
       </w:r>
     </w:p>
     <w:p>
       <w:pPr>
         <w:pStyle w:val="normal1"/>
-        <w:rPr/>
-      </w:pPr>
-      <w:r>
-        <w:rPr/>
+      </w:pPr>
+      <w:r>
         <w:t>El guardián: un dispositivo creado con IA advierte cuándo se están talando árboles en la</w:t>
       </w:r>
     </w:p>
     <w:p>
       <w:pPr>
         <w:pStyle w:val="normal1"/>
-        <w:rPr/>
-      </w:pPr>
-      <w:r>
-        <w:rPr/>
+      </w:pPr>
+      <w:r>
         <w:t>Amazonia</w:t>
       </w:r>
     </w:p>
     <w:p>
       <w:pPr>
         <w:pStyle w:val="normal1"/>
-        <w:rPr/>
-      </w:pPr>
-      <w:r>
-        <w:rPr/>
-        <w:t>El prototipo se llama Curupirar busca prevenir y luchar contra la deforestación en el</w:t>
-      </w:r>
-    </w:p>
-    <w:p>
-      <w:pPr>
-        <w:pStyle w:val="normal1"/>
-        <w:rPr/>
-      </w:pPr>
-      <w:r>
-        <w:rPr/>
+      </w:pPr>
+      <w:r>
+        <w:t xml:space="preserve">El prototipo se llama </w:t>
+      </w:r>
+      <w:proofErr w:type="spellStart"/>
+      <w:r>
+        <w:t>Curupirar</w:t>
+      </w:r>
+      <w:proofErr w:type="spellEnd"/>
+      <w:r>
+        <w:t xml:space="preserve"> busca prevenir y luchar contra la deforestación en el</w:t>
+      </w:r>
+    </w:p>
+    <w:p>
+      <w:pPr>
+        <w:pStyle w:val="normal1"/>
+      </w:pPr>
+      <w:r>
         <w:t>pulmón del planeta y avisará cuando se esté iniciando el proceso de daño. El guardián de</w:t>
       </w:r>
     </w:p>
     <w:p>
       <w:pPr>
         <w:pStyle w:val="normal1"/>
-        <w:rPr/>
-      </w:pPr>
-      <w:r>
-        <w:rPr/>
+      </w:pPr>
+      <w:r>
         <w:t>la selva parece un pequeño módem de Internet que está atado a la corteza de un árbol,</w:t>
       </w:r>
     </w:p>
     <w:p>
       <w:pPr>
         <w:pStyle w:val="normal1"/>
-        <w:rPr/>
-      </w:pPr>
-      <w:r>
-        <w:rPr/>
+      </w:pPr>
+      <w:r>
         <w:t>pero su sistema es más complejo, ya que posee un sensor de inteligencia artificial</w:t>
       </w:r>
     </w:p>
     <w:p>
       <w:pPr>
         <w:pStyle w:val="normal1"/>
-        <w:rPr/>
-      </w:pPr>
-      <w:r>
-        <w:rPr/>
+      </w:pPr>
+      <w:r>
         <w:t>entrenado para reconocer un ruido que no sea el habitual, por ejemplo, el de una</w:t>
       </w:r>
     </w:p>
     <w:p>
       <w:pPr>
         <w:pStyle w:val="normal1"/>
-        <w:rPr/>
-      </w:pPr>
-      <w:r>
-        <w:rPr/>
+      </w:pPr>
+      <w:r>
         <w:t>motosierra, un tractor o cualquier otro elemento que pueda causar deforestación en la</w:t>
       </w:r>
     </w:p>
     <w:p>
       <w:pPr>
         <w:pStyle w:val="normal1"/>
-        <w:rPr/>
-      </w:pPr>
-      <w:r>
-        <w:rPr/>
+      </w:pPr>
+      <w:r>
         <w:t>selva. El aparato no requiere conexión a Internet para funcionar y cada dispositivo es</w:t>
       </w:r>
     </w:p>
     <w:p>
       <w:pPr>
         <w:pStyle w:val="normal1"/>
-        <w:rPr/>
-      </w:pPr>
-      <w:r>
-        <w:rPr/>
+      </w:pPr>
+      <w:r>
         <w:t>capaz de comunicarse a un kilómetro de distancia. Su objetivo es complementar otros</w:t>
       </w:r>
     </w:p>
     <w:p>
       <w:pPr>
         <w:pStyle w:val="normal1"/>
-        <w:rPr/>
-      </w:pPr>
-      <w:r>
-        <w:rPr/>
+      </w:pPr>
+      <w:r>
         <w:t>sistemas como el de las imágenes por satélite.</w:t>
       </w:r>
     </w:p>
     <w:p>
       <w:pPr>
         <w:pStyle w:val="normal1"/>
-        <w:rPr/>
-      </w:pPr>
-      <w:r>
-        <w:rPr/>
-      </w:r>
-    </w:p>
-    <w:p>
-      <w:pPr>
-        <w:pStyle w:val="normal1"/>
-        <w:rPr/>
-      </w:pPr>
-      <w:r>
-        <w:rPr/>
+      </w:pPr>
+    </w:p>
+    <w:p>
+      <w:pPr>
+        <w:pStyle w:val="normal1"/>
+      </w:pPr>
+      <w:r>
         <w:t>a) ¿Sabes qué es la IA?</w:t>
       </w:r>
     </w:p>
     <w:p>
       <w:pPr>
         <w:pStyle w:val="normal1"/>
-        <w:rPr/>
-      </w:pPr>
-      <w:r>
-        <w:rPr/>
-        <w:t>Inteligencia Arficial</w:t>
-      </w:r>
-    </w:p>
-    <w:p>
-      <w:pPr>
-        <w:pStyle w:val="normal1"/>
-        <w:rPr/>
-      </w:pPr>
-      <w:r>
-        <w:rPr/>
+      </w:pPr>
+      <w:r>
+        <w:t xml:space="preserve">Inteligencia </w:t>
+      </w:r>
+      <w:proofErr w:type="spellStart"/>
+      <w:r>
+        <w:t>Arficial</w:t>
+      </w:r>
+      <w:proofErr w:type="spellEnd"/>
+    </w:p>
+    <w:p>
+      <w:pPr>
+        <w:pStyle w:val="normal1"/>
+      </w:pPr>
+      <w:r>
         <w:t>b) ¿Habías oído alguna vez hablar del bosque de la Amazonia? ¿Conoces su importancia?</w:t>
       </w:r>
     </w:p>
     <w:p>
       <w:pPr>
         <w:pStyle w:val="normal1"/>
-        <w:rPr/>
-      </w:pPr>
-      <w:r>
-        <w:rPr/>
-        <w:t xml:space="preserve">Si es el pulmon del mundo </w:t>
-      </w:r>
-    </w:p>
-    <w:p>
-      <w:pPr>
-        <w:pStyle w:val="normal1"/>
-        <w:rPr/>
-      </w:pPr>
-      <w:r>
-        <w:rPr/>
+      </w:pPr>
+      <w:r>
+        <w:t xml:space="preserve">Si es el </w:t>
+      </w:r>
+      <w:proofErr w:type="spellStart"/>
+      <w:r>
+        <w:t>pulmon</w:t>
+      </w:r>
+      <w:proofErr w:type="spellEnd"/>
+      <w:r>
+        <w:t xml:space="preserve"> del mundo </w:t>
+      </w:r>
+    </w:p>
+    <w:p>
+      <w:pPr>
+        <w:pStyle w:val="normal1"/>
+      </w:pPr>
+      <w:r>
         <w:t>c) ¿Qué opinas de que se instale un sistema de vigilancia como el descrito para evitar</w:t>
       </w:r>
     </w:p>
     <w:p>
       <w:pPr>
         <w:pStyle w:val="normal1"/>
-        <w:rPr/>
-      </w:pPr>
-      <w:r>
-        <w:rPr/>
+      </w:pPr>
+      <w:r>
         <w:t>que se talen árboles?</w:t>
       </w:r>
     </w:p>
     <w:p>
       <w:pPr>
         <w:pStyle w:val="normal1"/>
-        <w:rPr/>
-      </w:pPr>
-      <w:r>
-        <w:rPr/>
-        <w:t>Buena inciativa pero dificil imple</w:t>
-      </w:r>
-      <w:r>
-        <w:rPr/>
-        <w:t>m</w:t>
-      </w:r>
-      <w:r>
-        <w:rPr/>
-        <w:t xml:space="preserve">entacion con alto coste </w:t>
-      </w:r>
-    </w:p>
-    <w:p>
-      <w:pPr>
-        <w:pStyle w:val="Heading3"/>
-        <w:rPr/>
+      </w:pPr>
+      <w:r>
+        <w:t xml:space="preserve">Buena </w:t>
+      </w:r>
+      <w:proofErr w:type="spellStart"/>
+      <w:proofErr w:type="gramStart"/>
+      <w:r>
+        <w:t>inciativa</w:t>
+      </w:r>
+      <w:proofErr w:type="spellEnd"/>
+      <w:proofErr w:type="gramEnd"/>
+      <w:r>
+        <w:t xml:space="preserve"> pero </w:t>
+      </w:r>
+      <w:proofErr w:type="spellStart"/>
+      <w:r>
+        <w:t>dificil</w:t>
+      </w:r>
+      <w:proofErr w:type="spellEnd"/>
+      <w:r>
+        <w:t xml:space="preserve"> </w:t>
+      </w:r>
+      <w:proofErr w:type="spellStart"/>
+      <w:r>
+        <w:t>implementacion</w:t>
+      </w:r>
+      <w:proofErr w:type="spellEnd"/>
+      <w:r>
+        <w:t xml:space="preserve"> con alto coste </w:t>
+      </w:r>
+    </w:p>
+    <w:p>
+      <w:pPr>
+        <w:pStyle w:val="Ttulo3"/>
       </w:pPr>
       <w:bookmarkStart w:id="3" w:name="_oif1tqk9v7jk"/>
       <w:bookmarkEnd w:id="3"/>
       <w:r>
-        <w:rPr/>
         <w:t>1. La emergencia ambiental</w:t>
       </w:r>
     </w:p>
     <w:p>
       <w:pPr>
         <w:pStyle w:val="normal1"/>
-        <w:rPr/>
-      </w:pPr>
-      <w:r>
-        <w:rPr/>
+      </w:pPr>
+      <w:r>
         <w:t>A la vista de las principales amenazas a las que se enfrenta nuestro planeta, piensa en tu</w:t>
       </w:r>
     </w:p>
     <w:p>
       <w:pPr>
         <w:pStyle w:val="normal1"/>
-        <w:rPr/>
-      </w:pPr>
-      <w:r>
-        <w:rPr/>
+      </w:pPr>
+      <w:r>
         <w:t>entorno y responde en tu cuaderno:</w:t>
       </w:r>
     </w:p>
     <w:p>
       <w:pPr>
         <w:pStyle w:val="normal1"/>
-        <w:rPr/>
-      </w:pPr>
-      <w:r>
-        <w:rPr/>
+      </w:pPr>
+      <w:r>
         <w:t>a) ¿Cuál de estas amenazas crees que está más presente?</w:t>
       </w:r>
     </w:p>
     <w:p>
       <w:pPr>
         <w:pStyle w:val="normal1"/>
-        <w:rPr/>
-      </w:pPr>
-      <w:r>
-        <w:rPr/>
+      </w:pPr>
+      <w:proofErr w:type="spellStart"/>
+      <w:r>
         <w:t>Contaminacion</w:t>
       </w:r>
-    </w:p>
-    <w:p>
-      <w:pPr>
-        <w:pStyle w:val="normal1"/>
-        <w:rPr/>
-      </w:pPr>
-      <w:r>
-        <w:rPr/>
-        <w:t>b) ¿Qué es Io que la está causando?</w:t>
-      </w:r>
-    </w:p>
-    <w:p>
-      <w:pPr>
-        <w:pStyle w:val="normal1"/>
-        <w:rPr/>
-      </w:pPr>
-      <w:r>
-        <w:rPr/>
-        <w:t>Varios factores como la contaminacion de las grandes empresas y la falta de reciclaje en muchos paises</w:t>
-      </w:r>
-    </w:p>
-    <w:p>
-      <w:pPr>
-        <w:pStyle w:val="normal1"/>
-        <w:rPr/>
-      </w:pPr>
-      <w:r>
-        <w:rPr/>
+      <w:proofErr w:type="spellEnd"/>
+    </w:p>
+    <w:p>
+      <w:pPr>
+        <w:pStyle w:val="normal1"/>
+      </w:pPr>
+      <w:r>
+        <w:t xml:space="preserve">b) ¿Qué es </w:t>
+      </w:r>
+      <w:proofErr w:type="spellStart"/>
+      <w:r>
+        <w:t>Io</w:t>
+      </w:r>
+      <w:proofErr w:type="spellEnd"/>
+      <w:r>
+        <w:t xml:space="preserve"> que la está causando?</w:t>
+      </w:r>
+    </w:p>
+    <w:p>
+      <w:pPr>
+        <w:pStyle w:val="normal1"/>
+      </w:pPr>
+      <w:r>
+        <w:t xml:space="preserve">Varios factores como la </w:t>
+      </w:r>
+      <w:proofErr w:type="spellStart"/>
+      <w:r>
+        <w:t>contaminacion</w:t>
+      </w:r>
+      <w:proofErr w:type="spellEnd"/>
+      <w:r>
+        <w:t xml:space="preserve"> de las grandes empresas y la falta de reciclaje en muchos </w:t>
+      </w:r>
+      <w:proofErr w:type="spellStart"/>
+      <w:r>
+        <w:t>paises</w:t>
+      </w:r>
+      <w:proofErr w:type="spellEnd"/>
+    </w:p>
+    <w:p>
+      <w:pPr>
+        <w:pStyle w:val="normal1"/>
+      </w:pPr>
+      <w:r>
         <w:t>c) ¿Crees que hay algo que puedas hacer para reducir esta amenaza?</w:t>
       </w:r>
     </w:p>
     <w:p>
       <w:pPr>
         <w:pStyle w:val="normal1"/>
-        <w:rPr/>
-      </w:pPr>
-      <w:r>
-        <w:rPr/>
+      </w:pPr>
+      <w:r>
         <w:t>No</w:t>
       </w:r>
     </w:p>
     <w:p>
       <w:pPr>
-        <w:pStyle w:val="Heading3"/>
-        <w:rPr/>
+        <w:pStyle w:val="Ttulo3"/>
       </w:pPr>
       <w:bookmarkStart w:id="4" w:name="_v82npevxhvtr"/>
       <w:bookmarkEnd w:id="4"/>
       <w:r>
-        <w:rPr/>
         <w:t>2. La naturaleza agotada</w:t>
       </w:r>
     </w:p>
     <w:p>
       <w:pPr>
         <w:pStyle w:val="normal1"/>
-        <w:rPr/>
-      </w:pPr>
-      <w:r>
-        <w:rPr/>
+      </w:pPr>
+      <w:r>
         <w:t>1. Nuestro actual modelo de sociedad está haciendo que superemos los límites de la</w:t>
       </w:r>
     </w:p>
     <w:p>
       <w:pPr>
         <w:pStyle w:val="normal1"/>
-        <w:rPr/>
-      </w:pPr>
-      <w:r>
-        <w:rPr/>
+      </w:pPr>
+      <w:r>
         <w:t>biocapacidad cada vez antes. Sin embargo, en 2020, el año de la pandemia, la fecha se retrasó</w:t>
       </w:r>
     </w:p>
     <w:p>
       <w:pPr>
         <w:pStyle w:val="normal1"/>
-        <w:rPr/>
-      </w:pPr>
-      <w:r>
-        <w:rPr/>
+      </w:pPr>
+      <w:r>
         <w:t>Teniendo esto en cuenta, reflexiona sobre qué hábitos de tu modo de vida y de consumo</w:t>
       </w:r>
     </w:p>
     <w:p>
       <w:pPr>
         <w:pStyle w:val="normal1"/>
-        <w:rPr/>
-      </w:pPr>
-      <w:r>
-        <w:rPr/>
+      </w:pPr>
+      <w:r>
         <w:t>pueden estar influyendo en la anticipación de los límites de la biocapacidad planetaria.</w:t>
       </w:r>
     </w:p>
     <w:p>
       <w:pPr>
         <w:pStyle w:val="normal1"/>
-        <w:rPr/>
-      </w:pPr>
-      <w:r>
-        <w:rPr/>
-      </w:r>
-    </w:p>
-    <w:p>
-      <w:pPr>
-        <w:pStyle w:val="normal1"/>
-        <w:rPr/>
-      </w:pPr>
-      <w:r>
-        <w:rPr/>
-        <w:t xml:space="preserve">- </w:t>
-      </w:r>
-      <w:r>
-        <w:rPr/>
-        <w:t>T</w:t>
-      </w:r>
-      <w:r>
-        <w:rPr/>
-        <w:t>rayectos de coche</w:t>
-      </w:r>
-    </w:p>
-    <w:p>
-      <w:pPr>
-        <w:pStyle w:val="normal1"/>
-        <w:rPr/>
-      </w:pPr>
-      <w:r>
-        <w:rPr/>
-        <w:t>- Poco reciclaje de electronica</w:t>
-      </w:r>
-    </w:p>
-    <w:p>
-      <w:pPr>
-        <w:pStyle w:val="normal1"/>
-        <w:rPr/>
-      </w:pPr>
-      <w:r>
-        <w:rPr/>
-        <w:t>- Uso generadizado de la IA(Mayor gasto de luz y agua)</w:t>
-      </w:r>
-    </w:p>
-    <w:p>
-      <w:pPr>
-        <w:pStyle w:val="normal1"/>
-        <w:rPr/>
-      </w:pPr>
-      <w:r>
-        <w:rPr/>
+      </w:pPr>
+    </w:p>
+    <w:p>
+      <w:pPr>
+        <w:pStyle w:val="normal1"/>
+      </w:pPr>
+      <w:r>
+        <w:t>- Trayectos de coche</w:t>
+      </w:r>
+    </w:p>
+    <w:p>
+      <w:pPr>
+        <w:pStyle w:val="normal1"/>
+      </w:pPr>
+      <w:r>
+        <w:lastRenderedPageBreak/>
+        <w:t xml:space="preserve">- Poco reciclaje de </w:t>
+      </w:r>
+      <w:proofErr w:type="spellStart"/>
+      <w:r>
+        <w:t>electronica</w:t>
+      </w:r>
+      <w:proofErr w:type="spellEnd"/>
+    </w:p>
+    <w:p>
+      <w:pPr>
+        <w:pStyle w:val="normal1"/>
+      </w:pPr>
+      <w:r>
+        <w:t xml:space="preserve">- Uso </w:t>
+      </w:r>
+      <w:proofErr w:type="spellStart"/>
+      <w:r>
+        <w:t>generadizado</w:t>
+      </w:r>
+      <w:proofErr w:type="spellEnd"/>
+      <w:r>
+        <w:t xml:space="preserve"> de la </w:t>
+      </w:r>
+      <w:proofErr w:type="gramStart"/>
+      <w:r>
+        <w:t>IA(</w:t>
+      </w:r>
+      <w:proofErr w:type="gramEnd"/>
+      <w:r>
+        <w:t>Mayor gasto de luz y agua)</w:t>
+      </w:r>
+    </w:p>
+    <w:p>
+      <w:pPr>
+        <w:pStyle w:val="normal1"/>
+      </w:pPr>
+      <w:r>
         <w:t>2. En 2025, qué día se produjo la sobrecapacidad terrestre</w:t>
       </w:r>
     </w:p>
     <w:p>
       <w:pPr>
         <w:pStyle w:val="normal1"/>
-        <w:widowControl/>
-        <w:ind w:hanging="0" w:left="0" w:right="0"/>
-        <w:rPr/>
-      </w:pPr>
-      <w:r>
-        <w:rPr>
-          <w:rFonts w:ascii="Google Sans;Arial;sans-serif" w:hAnsi="Google Sans;Arial;sans-serif"/>
-          <w:b/>
-          <w:i w:val="false"/>
-          <w:caps w:val="false"/>
-          <w:smallCaps w:val="false"/>
-          <w:color w:val="EEF0FF"/>
-          <w:spacing w:val="0"/>
+        <w:rPr>
+          <w:rFonts w:ascii="Google Sans;Arial;sans-serif" w:hAnsi="Google Sans;Arial;sans-serif"/>
+          <w:b/>
+          <w:color w:val="EEF0FF"/>
+          <w:sz w:val="24"/>
+        </w:rPr>
+      </w:pPr>
+      <w:r>
+        <w:rPr>
+          <w:rFonts w:ascii="Google Sans;Arial;sans-serif" w:hAnsi="Google Sans;Arial;sans-serif"/>
+          <w:b/>
+          <w:color w:val="EEF0FF"/>
           <w:sz w:val="24"/>
         </w:rPr>
         <w:t>24 de julio</w:t>
@@ -459,191 +448,715 @@
     </w:p>
     <w:p>
       <w:pPr>
-        <w:pStyle w:val="Heading3"/>
-        <w:rPr/>
+        <w:pStyle w:val="normal1"/>
+        <w:rPr>
+          <w:rFonts w:ascii="Google Sans;Arial;sans-serif" w:hAnsi="Google Sans;Arial;sans-serif"/>
+          <w:b/>
+          <w:color w:val="EEF0FF"/>
+          <w:sz w:val="24"/>
+        </w:rPr>
+      </w:pPr>
+    </w:p>
+    <w:p>
+      <w:pPr>
+        <w:pStyle w:val="normal1"/>
+        <w:rPr>
+          <w:rFonts w:ascii="Google Sans;Arial;sans-serif" w:hAnsi="Google Sans;Arial;sans-serif"/>
+          <w:b/>
+          <w:color w:val="EEF0FF"/>
+          <w:sz w:val="24"/>
+        </w:rPr>
+      </w:pPr>
+    </w:p>
+    <w:p>
+      <w:pPr>
+        <w:pStyle w:val="normal1"/>
+        <w:rPr>
+          <w:rFonts w:ascii="Google Sans;Arial;sans-serif" w:hAnsi="Google Sans;Arial;sans-serif"/>
+          <w:b/>
+          <w:color w:val="EEF0FF"/>
+          <w:sz w:val="24"/>
+        </w:rPr>
+      </w:pPr>
+    </w:p>
+    <w:p>
+      <w:pPr>
+        <w:pStyle w:val="normal1"/>
+        <w:rPr>
+          <w:rFonts w:ascii="Google Sans;Arial;sans-serif" w:hAnsi="Google Sans;Arial;sans-serif"/>
+          <w:b/>
+          <w:color w:val="EEF0FF"/>
+          <w:sz w:val="24"/>
+        </w:rPr>
+      </w:pPr>
+    </w:p>
+    <w:p>
+      <w:pPr>
+        <w:pStyle w:val="normal1"/>
+        <w:rPr>
+          <w:rFonts w:ascii="Google Sans;Arial;sans-serif" w:hAnsi="Google Sans;Arial;sans-serif"/>
+          <w:b/>
+          <w:color w:val="EEF0FF"/>
+          <w:sz w:val="24"/>
+        </w:rPr>
+      </w:pPr>
+    </w:p>
+    <w:p>
+      <w:pPr>
+        <w:pStyle w:val="normal1"/>
+        <w:rPr>
+          <w:rFonts w:ascii="Google Sans;Arial;sans-serif" w:hAnsi="Google Sans;Arial;sans-serif"/>
+          <w:b/>
+          <w:color w:val="EEF0FF"/>
+          <w:sz w:val="24"/>
+        </w:rPr>
+      </w:pPr>
+    </w:p>
+    <w:p>
+      <w:pPr>
+        <w:pStyle w:val="normal1"/>
+        <w:rPr>
+          <w:rFonts w:ascii="Google Sans;Arial;sans-serif" w:hAnsi="Google Sans;Arial;sans-serif"/>
+          <w:b/>
+          <w:color w:val="EEF0FF"/>
+          <w:sz w:val="24"/>
+        </w:rPr>
+      </w:pPr>
+    </w:p>
+    <w:p>
+      <w:pPr>
+        <w:pStyle w:val="normal1"/>
+        <w:rPr>
+          <w:rFonts w:ascii="Google Sans;Arial;sans-serif" w:hAnsi="Google Sans;Arial;sans-serif"/>
+          <w:b/>
+          <w:color w:val="EEF0FF"/>
+          <w:sz w:val="24"/>
+        </w:rPr>
+      </w:pPr>
+    </w:p>
+    <w:p>
+      <w:pPr>
+        <w:pStyle w:val="normal1"/>
+        <w:rPr>
+          <w:rFonts w:ascii="Google Sans;Arial;sans-serif" w:hAnsi="Google Sans;Arial;sans-serif"/>
+          <w:b/>
+          <w:color w:val="EEF0FF"/>
+          <w:sz w:val="24"/>
+        </w:rPr>
+      </w:pPr>
+    </w:p>
+    <w:p>
+      <w:pPr>
+        <w:pStyle w:val="normal1"/>
+        <w:rPr>
+          <w:rFonts w:ascii="Google Sans;Arial;sans-serif" w:hAnsi="Google Sans;Arial;sans-serif"/>
+          <w:b/>
+          <w:color w:val="EEF0FF"/>
+          <w:sz w:val="24"/>
+        </w:rPr>
+      </w:pPr>
+    </w:p>
+    <w:p>
+      <w:pPr>
+        <w:pStyle w:val="normal1"/>
+        <w:rPr>
+          <w:rFonts w:ascii="Google Sans;Arial;sans-serif" w:hAnsi="Google Sans;Arial;sans-serif"/>
+          <w:b/>
+          <w:color w:val="EEF0FF"/>
+          <w:sz w:val="24"/>
+        </w:rPr>
+      </w:pPr>
+    </w:p>
+    <w:p>
+      <w:pPr>
+        <w:pStyle w:val="normal1"/>
+        <w:rPr>
+          <w:rFonts w:ascii="Google Sans;Arial;sans-serif" w:hAnsi="Google Sans;Arial;sans-serif"/>
+          <w:b/>
+          <w:color w:val="EEF0FF"/>
+          <w:sz w:val="24"/>
+        </w:rPr>
+      </w:pPr>
+    </w:p>
+    <w:p>
+      <w:pPr>
+        <w:pStyle w:val="normal1"/>
+        <w:rPr>
+          <w:rFonts w:ascii="Google Sans;Arial;sans-serif" w:hAnsi="Google Sans;Arial;sans-serif"/>
+          <w:b/>
+          <w:color w:val="EEF0FF"/>
+          <w:sz w:val="24"/>
+        </w:rPr>
+      </w:pPr>
+    </w:p>
+    <w:p>
+      <w:pPr>
+        <w:pStyle w:val="normal1"/>
+        <w:rPr>
+          <w:rFonts w:ascii="Google Sans;Arial;sans-serif" w:hAnsi="Google Sans;Arial;sans-serif"/>
+          <w:b/>
+          <w:color w:val="EEF0FF"/>
+          <w:sz w:val="24"/>
+        </w:rPr>
+      </w:pPr>
+    </w:p>
+    <w:p>
+      <w:pPr>
+        <w:pStyle w:val="normal1"/>
+        <w:rPr>
+          <w:rFonts w:ascii="Google Sans;Arial;sans-serif" w:hAnsi="Google Sans;Arial;sans-serif"/>
+          <w:b/>
+          <w:color w:val="EEF0FF"/>
+          <w:sz w:val="24"/>
+        </w:rPr>
+      </w:pPr>
+    </w:p>
+    <w:p>
+      <w:pPr>
+        <w:pStyle w:val="normal1"/>
+        <w:rPr>
+          <w:rFonts w:ascii="Google Sans;Arial;sans-serif" w:hAnsi="Google Sans;Arial;sans-serif"/>
+          <w:b/>
+          <w:color w:val="EEF0FF"/>
+          <w:sz w:val="24"/>
+        </w:rPr>
+      </w:pPr>
+    </w:p>
+    <w:p>
+      <w:pPr>
+        <w:pStyle w:val="normal1"/>
+        <w:rPr>
+          <w:rFonts w:ascii="Google Sans;Arial;sans-serif" w:hAnsi="Google Sans;Arial;sans-serif"/>
+          <w:b/>
+          <w:color w:val="EEF0FF"/>
+          <w:sz w:val="24"/>
+        </w:rPr>
+      </w:pPr>
+    </w:p>
+    <w:p>
+      <w:pPr>
+        <w:pStyle w:val="normal1"/>
+        <w:rPr>
+          <w:rFonts w:ascii="Google Sans;Arial;sans-serif" w:hAnsi="Google Sans;Arial;sans-serif"/>
+          <w:b/>
+          <w:color w:val="EEF0FF"/>
+          <w:sz w:val="24"/>
+        </w:rPr>
+      </w:pPr>
+    </w:p>
+    <w:p>
+      <w:pPr>
+        <w:pStyle w:val="normal1"/>
+        <w:rPr>
+          <w:rFonts w:ascii="Google Sans;Arial;sans-serif" w:hAnsi="Google Sans;Arial;sans-serif"/>
+          <w:b/>
+          <w:color w:val="EEF0FF"/>
+          <w:sz w:val="24"/>
+        </w:rPr>
+      </w:pPr>
+    </w:p>
+    <w:p>
+      <w:pPr>
+        <w:pStyle w:val="normal1"/>
+        <w:rPr>
+          <w:rFonts w:ascii="Google Sans;Arial;sans-serif" w:hAnsi="Google Sans;Arial;sans-serif"/>
+          <w:b/>
+          <w:color w:val="EEF0FF"/>
+          <w:sz w:val="24"/>
+        </w:rPr>
+      </w:pPr>
+    </w:p>
+    <w:p>
+      <w:pPr>
+        <w:pStyle w:val="normal1"/>
+        <w:rPr>
+          <w:rFonts w:ascii="Google Sans;Arial;sans-serif" w:hAnsi="Google Sans;Arial;sans-serif"/>
+          <w:b/>
+          <w:color w:val="EEF0FF"/>
+          <w:sz w:val="24"/>
+        </w:rPr>
+      </w:pPr>
+    </w:p>
+    <w:p>
+      <w:pPr>
+        <w:pStyle w:val="normal1"/>
+        <w:rPr>
+          <w:rFonts w:ascii="Google Sans;Arial;sans-serif" w:hAnsi="Google Sans;Arial;sans-serif"/>
+          <w:b/>
+          <w:color w:val="EEF0FF"/>
+          <w:sz w:val="24"/>
+        </w:rPr>
+      </w:pPr>
+    </w:p>
+    <w:p>
+      <w:pPr>
+        <w:pStyle w:val="normal1"/>
+        <w:rPr>
+          <w:rFonts w:ascii="Google Sans;Arial;sans-serif" w:hAnsi="Google Sans;Arial;sans-serif"/>
+          <w:b/>
+          <w:color w:val="EEF0FF"/>
+          <w:sz w:val="24"/>
+        </w:rPr>
+      </w:pPr>
+    </w:p>
+    <w:p>
+      <w:pPr>
+        <w:pStyle w:val="normal1"/>
+        <w:rPr>
+          <w:rFonts w:ascii="Google Sans;Arial;sans-serif" w:hAnsi="Google Sans;Arial;sans-serif"/>
+          <w:b/>
+          <w:color w:val="EEF0FF"/>
+          <w:sz w:val="24"/>
+        </w:rPr>
+      </w:pPr>
+    </w:p>
+    <w:p>
+      <w:pPr>
+        <w:pStyle w:val="normal1"/>
+        <w:rPr>
+          <w:rFonts w:ascii="Google Sans;Arial;sans-serif" w:hAnsi="Google Sans;Arial;sans-serif"/>
+          <w:b/>
+          <w:color w:val="EEF0FF"/>
+          <w:sz w:val="24"/>
+        </w:rPr>
+      </w:pPr>
+    </w:p>
+    <w:p>
+      <w:pPr>
+        <w:pStyle w:val="normal1"/>
+        <w:rPr>
+          <w:rFonts w:ascii="Google Sans;Arial;sans-serif" w:hAnsi="Google Sans;Arial;sans-serif"/>
+          <w:b/>
+          <w:color w:val="EEF0FF"/>
+          <w:sz w:val="24"/>
+        </w:rPr>
+      </w:pPr>
+    </w:p>
+    <w:p>
+      <w:pPr>
+        <w:pStyle w:val="normal1"/>
+        <w:rPr>
+          <w:rFonts w:ascii="Google Sans;Arial;sans-serif" w:hAnsi="Google Sans;Arial;sans-serif"/>
+          <w:b/>
+          <w:color w:val="EEF0FF"/>
+          <w:sz w:val="24"/>
+        </w:rPr>
+      </w:pPr>
+    </w:p>
+    <w:p>
+      <w:pPr>
+        <w:pStyle w:val="normal1"/>
+        <w:rPr>
+          <w:rFonts w:ascii="Google Sans;Arial;sans-serif" w:hAnsi="Google Sans;Arial;sans-serif"/>
+          <w:b/>
+          <w:color w:val="EEF0FF"/>
+          <w:sz w:val="24"/>
+        </w:rPr>
+      </w:pPr>
+    </w:p>
+    <w:p>
+      <w:pPr>
+        <w:pStyle w:val="normal1"/>
+        <w:rPr>
+          <w:rFonts w:ascii="Google Sans;Arial;sans-serif" w:hAnsi="Google Sans;Arial;sans-serif"/>
+          <w:b/>
+          <w:color w:val="EEF0FF"/>
+          <w:sz w:val="24"/>
+        </w:rPr>
+      </w:pPr>
+    </w:p>
+    <w:p>
+      <w:pPr>
+        <w:pStyle w:val="normal1"/>
+        <w:rPr>
+          <w:rFonts w:ascii="Google Sans;Arial;sans-serif" w:hAnsi="Google Sans;Arial;sans-serif"/>
+          <w:b/>
+          <w:color w:val="EEF0FF"/>
+          <w:sz w:val="24"/>
+        </w:rPr>
+      </w:pPr>
+    </w:p>
+    <w:p>
+      <w:pPr>
+        <w:pStyle w:val="normal1"/>
+        <w:rPr>
+          <w:rFonts w:ascii="Google Sans;Arial;sans-serif" w:hAnsi="Google Sans;Arial;sans-serif"/>
+          <w:b/>
+          <w:color w:val="EEF0FF"/>
+          <w:sz w:val="24"/>
+        </w:rPr>
+      </w:pPr>
+    </w:p>
+    <w:p>
+      <w:pPr>
+        <w:pStyle w:val="normal1"/>
+        <w:rPr>
+          <w:rFonts w:ascii="Google Sans;Arial;sans-serif" w:hAnsi="Google Sans;Arial;sans-serif"/>
+          <w:b/>
+          <w:color w:val="EEF0FF"/>
+          <w:sz w:val="24"/>
+        </w:rPr>
+      </w:pPr>
+    </w:p>
+    <w:p>
+      <w:pPr>
+        <w:pStyle w:val="normal1"/>
+        <w:rPr>
+          <w:rFonts w:ascii="Google Sans;Arial;sans-serif" w:hAnsi="Google Sans;Arial;sans-serif"/>
+          <w:b/>
+          <w:color w:val="EEF0FF"/>
+          <w:sz w:val="24"/>
+        </w:rPr>
+      </w:pPr>
+    </w:p>
+    <w:p>
+      <w:pPr>
+        <w:pStyle w:val="normal1"/>
+        <w:rPr>
+          <w:rFonts w:ascii="Google Sans;Arial;sans-serif" w:hAnsi="Google Sans;Arial;sans-serif"/>
+          <w:b/>
+          <w:color w:val="EEF0FF"/>
+          <w:sz w:val="24"/>
+        </w:rPr>
+      </w:pPr>
+    </w:p>
+    <w:p>
+      <w:pPr>
+        <w:pStyle w:val="normal1"/>
+        <w:rPr>
+          <w:rFonts w:ascii="Google Sans;Arial;sans-serif" w:hAnsi="Google Sans;Arial;sans-serif"/>
+          <w:b/>
+          <w:color w:val="EEF0FF"/>
+          <w:sz w:val="24"/>
+        </w:rPr>
+      </w:pPr>
+    </w:p>
+    <w:p>
+      <w:pPr>
+        <w:pStyle w:val="normal1"/>
+      </w:pPr>
+    </w:p>
+    <w:p>
+      <w:pPr>
+        <w:pStyle w:val="Ttulo3"/>
       </w:pPr>
       <w:bookmarkStart w:id="5" w:name="_bksqo9a8y4pi"/>
       <w:bookmarkEnd w:id="5"/>
       <w:r>
-        <w:rPr/>
+        <w:lastRenderedPageBreak/>
         <w:t>3. Dejando huellas</w:t>
       </w:r>
     </w:p>
     <w:p>
       <w:pPr>
         <w:pStyle w:val="normal1"/>
-        <w:rPr/>
-      </w:pPr>
-      <w:r>
-        <w:rPr/>
+      </w:pPr>
+      <w:r>
         <w:t>1. Busca en Internet la 'Guía de los vagos para salvar el mundo", de las Naciones Unidas, verás qué acciones puedes llevar a cabo sin moverte del sofá.</w:t>
       </w:r>
-    </w:p>
-    <w:p>
-      <w:pPr>
-        <w:pStyle w:val="normal1"/>
-        <w:rPr/>
-      </w:pPr>
-      <w:r>
-        <w:rPr/>
+      <w:r>
+        <w:t xml:space="preserve"> </w:t>
+      </w:r>
+    </w:p>
+    <w:p>
+      <w:pPr>
+        <w:pStyle w:val="normal1"/>
+      </w:pPr>
+      <w:r>
+        <w:t>Hecho</w:t>
+      </w:r>
+    </w:p>
+    <w:p>
+      <w:pPr>
+        <w:pStyle w:val="normal1"/>
+      </w:pPr>
+      <w:r>
         <w:t>2. Calcula tu huella de carbono y tu huella hídrica las que generas cada día con tu estilo de</w:t>
       </w:r>
     </w:p>
     <w:p>
       <w:pPr>
         <w:pStyle w:val="normal1"/>
-        <w:rPr/>
-      </w:pPr>
-      <w:r>
-        <w:rPr/>
-        <w:t>vida y tu actividad cotidiana. Pista: busca en Internet calculadoras de ambas huellas. Una vez realizado el cálculo, compara tus resultados con los del resto de la clase.</w:t>
-      </w:r>
-    </w:p>
-    <w:p>
-      <w:pPr>
-        <w:pStyle w:val="normal1"/>
-        <w:rPr/>
-      </w:pPr>
-      <w:r>
-        <w:rPr/>
+      </w:pPr>
+      <w:r>
+        <w:rPr>
+          <w:noProof/>
+        </w:rPr>
+        <w:drawing>
+          <wp:anchor distT="0" distB="0" distL="114300" distR="114300" simplePos="0" relativeHeight="251660288" behindDoc="1" locked="0" layoutInCell="1" allowOverlap="1" wp14:anchorId="6EA3FD4B" wp14:editId="0976E49B">
+            <wp:simplePos x="0" y="0"/>
+            <wp:positionH relativeFrom="column">
+              <wp:posOffset>-1960</wp:posOffset>
+            </wp:positionH>
+            <wp:positionV relativeFrom="paragraph">
+              <wp:posOffset>4077583</wp:posOffset>
+            </wp:positionV>
+            <wp:extent cx="5730844" cy="3458817"/>
+            <wp:effectExtent l="0" t="0" r="0" b="0"/>
+            <wp:wrapTight wrapText="bothSides">
+              <wp:wrapPolygon edited="0">
+                <wp:start x="0" y="0"/>
+                <wp:lineTo x="0" y="21537"/>
+                <wp:lineTo x="21543" y="21537"/>
+                <wp:lineTo x="21543" y="0"/>
+                <wp:lineTo x="0" y="0"/>
+              </wp:wrapPolygon>
+            </wp:wrapTight>
+            <wp:docPr id="905054887" name="Imagen 2" descr="Gráfico, Gráfico de rectángulos&#10;&#10;El contenido generado por IA puede ser incorrecto."/>
+            <wp:cNvGraphicFramePr>
+              <a:graphicFrameLocks xmlns:a="http://schemas.openxmlformats.org/drawingml/2006/main" noChangeAspect="1"/>
+            </wp:cNvGraphicFramePr>
+            <a:graphic xmlns:a="http://schemas.openxmlformats.org/drawingml/2006/main">
+              <a:graphicData uri="http://schemas.openxmlformats.org/drawingml/2006/picture">
+                <pic:pic xmlns:pic="http://schemas.openxmlformats.org/drawingml/2006/picture">
+                  <pic:nvPicPr>
+                    <pic:cNvPr id="905054887" name="Imagen 2" descr="Gráfico, Gráfico de rectángulos&#10;&#10;El contenido generado por IA puede ser incorrecto."/>
+                    <pic:cNvPicPr>
+                      <a:picLocks noChangeAspect="1" noChangeArrowheads="1"/>
+                    </pic:cNvPicPr>
+                  </pic:nvPicPr>
+                  <pic:blipFill>
+                    <a:blip r:embed="rId5">
+                      <a:extLst>
+                        <a:ext uri="{28A0092B-C50C-407E-A947-70E740481C1C}">
+                          <a14:useLocalDpi xmlns:a14="http://schemas.microsoft.com/office/drawing/2010/main" val="0"/>
+                        </a:ext>
+                      </a:extLst>
+                    </a:blip>
+                    <a:srcRect/>
+                    <a:stretch>
+                      <a:fillRect/>
+                    </a:stretch>
+                  </pic:blipFill>
+                  <pic:spPr bwMode="auto">
+                    <a:xfrm>
+                      <a:off x="0" y="0"/>
+                      <a:ext cx="5730844" cy="3458817"/>
+                    </a:xfrm>
+                    <a:prstGeom prst="rect">
+                      <a:avLst/>
+                    </a:prstGeom>
+                    <a:noFill/>
+                    <a:ln>
+                      <a:noFill/>
+                    </a:ln>
+                  </pic:spPr>
+                </pic:pic>
+              </a:graphicData>
+            </a:graphic>
+          </wp:anchor>
+        </w:drawing>
+      </w:r>
+      <w:r>
+        <w:rPr>
+          <w:noProof/>
+        </w:rPr>
+        <w:drawing>
+          <wp:anchor distT="0" distB="0" distL="114300" distR="114300" simplePos="0" relativeHeight="251657216" behindDoc="1" locked="0" layoutInCell="1" allowOverlap="1" wp14:anchorId="302A5957" wp14:editId="7981B7A2">
+            <wp:simplePos x="0" y="0"/>
+            <wp:positionH relativeFrom="column">
+              <wp:posOffset>0</wp:posOffset>
+            </wp:positionH>
+            <wp:positionV relativeFrom="paragraph">
+              <wp:posOffset>492125</wp:posOffset>
+            </wp:positionV>
+            <wp:extent cx="5731510" cy="3394710"/>
+            <wp:effectExtent l="0" t="0" r="0" b="0"/>
+            <wp:wrapTight wrapText="bothSides">
+              <wp:wrapPolygon edited="0">
+                <wp:start x="0" y="0"/>
+                <wp:lineTo x="0" y="21455"/>
+                <wp:lineTo x="21538" y="21455"/>
+                <wp:lineTo x="21538" y="0"/>
+                <wp:lineTo x="0" y="0"/>
+              </wp:wrapPolygon>
+            </wp:wrapTight>
+            <wp:docPr id="1042324996" name="Imagen 1" descr="Gráfico, Gráfico de rectángulos&#10;&#10;El contenido generado por IA puede ser incorrecto."/>
+            <wp:cNvGraphicFramePr>
+              <a:graphicFrameLocks xmlns:a="http://schemas.openxmlformats.org/drawingml/2006/main" noChangeAspect="1"/>
+            </wp:cNvGraphicFramePr>
+            <a:graphic xmlns:a="http://schemas.openxmlformats.org/drawingml/2006/main">
+              <a:graphicData uri="http://schemas.openxmlformats.org/drawingml/2006/picture">
+                <pic:pic xmlns:pic="http://schemas.openxmlformats.org/drawingml/2006/picture">
+                  <pic:nvPicPr>
+                    <pic:cNvPr id="1042324996" name="Imagen 1" descr="Gráfico, Gráfico de rectángulos&#10;&#10;El contenido generado por IA puede ser incorrecto."/>
+                    <pic:cNvPicPr>
+                      <a:picLocks noChangeAspect="1" noChangeArrowheads="1"/>
+                    </pic:cNvPicPr>
+                  </pic:nvPicPr>
+                  <pic:blipFill>
+                    <a:blip r:embed="rId6">
+                      <a:extLst>
+                        <a:ext uri="{28A0092B-C50C-407E-A947-70E740481C1C}">
+                          <a14:useLocalDpi xmlns:a14="http://schemas.microsoft.com/office/drawing/2010/main" val="0"/>
+                        </a:ext>
+                      </a:extLst>
+                    </a:blip>
+                    <a:srcRect/>
+                    <a:stretch>
+                      <a:fillRect/>
+                    </a:stretch>
+                  </pic:blipFill>
+                  <pic:spPr bwMode="auto">
+                    <a:xfrm>
+                      <a:off x="0" y="0"/>
+                      <a:ext cx="5731510" cy="3394710"/>
+                    </a:xfrm>
+                    <a:prstGeom prst="rect">
+                      <a:avLst/>
+                    </a:prstGeom>
+                    <a:noFill/>
+                    <a:ln>
+                      <a:noFill/>
+                    </a:ln>
+                  </pic:spPr>
+                </pic:pic>
+              </a:graphicData>
+            </a:graphic>
+            <wp14:sizeRelV relativeFrom="margin">
+              <wp14:pctHeight>0</wp14:pctHeight>
+            </wp14:sizeRelV>
+          </wp:anchor>
+        </w:drawing>
+      </w:r>
+      <w:r>
+        <w:t>vida y tu actividad cotidiana. Pista: busca en Internet calculadoras de ambas huellas. Una vez realizado el cálculo, comp</w:t>
+      </w:r>
+      <w:r>
+        <w:t>ara t</w:t>
+      </w:r>
+      <w:r>
+        <w:t>us resultados con los del resto de la clase.</w:t>
+      </w:r>
+    </w:p>
+    <w:p>
+      <w:pPr>
+        <w:pStyle w:val="normal1"/>
+      </w:pPr>
+    </w:p>
+    <w:p>
+      <w:pPr>
+        <w:pStyle w:val="normal1"/>
+      </w:pPr>
+      <w:r>
+        <w:lastRenderedPageBreak/>
         <w:t>3. Mide el volumen de agua utilizado para la creación de un bien o servicio. Los productos que usamos, la ropa que llevamos y la comida con la que nos alimentamos requieren agua para su fabricación o producción.</w:t>
       </w:r>
     </w:p>
     <w:p>
       <w:pPr>
-        <w:pStyle w:val="Heading3"/>
-        <w:rPr/>
+        <w:pStyle w:val="normal1"/>
+      </w:pPr>
+    </w:p>
+    <w:p>
+      <w:pPr>
+        <w:pStyle w:val="Ttulo3"/>
       </w:pPr>
       <w:bookmarkStart w:id="6" w:name="_y0rk4cikqml1"/>
       <w:bookmarkEnd w:id="6"/>
       <w:r>
-        <w:rPr/>
         <w:t>4. La emergencia social</w:t>
       </w:r>
     </w:p>
     <w:p>
       <w:pPr>
         <w:pStyle w:val="normal1"/>
-        <w:rPr/>
-      </w:pPr>
-      <w:r>
-        <w:rPr/>
+      </w:pPr>
+      <w:r>
         <w:t>1. Observa tu entorno: tu casa tu ciudad, tu centro educativo. Busca algún elemento de la</w:t>
       </w:r>
     </w:p>
     <w:p>
       <w:pPr>
         <w:pStyle w:val="normal1"/>
-        <w:rPr/>
-      </w:pPr>
-      <w:r>
-        <w:rPr/>
+      </w:pPr>
+      <w:r>
         <w:t>emergencia ambiental y explica en tu cuaderno cuál es el impacto que supone. Por ejemplo,</w:t>
       </w:r>
     </w:p>
     <w:p>
       <w:pPr>
         <w:pStyle w:val="normal1"/>
-        <w:rPr/>
-      </w:pPr>
-      <w:r>
-        <w:rPr/>
+      </w:pPr>
+      <w:r>
         <w:t>la sequía supone que las frutas y verduras sean más caras.</w:t>
       </w:r>
     </w:p>
     <w:p>
       <w:pPr>
         <w:pStyle w:val="normal1"/>
-        <w:rPr/>
-      </w:pPr>
-      <w:r>
-        <w:rPr/>
+      </w:pPr>
+      <w:r>
         <w:t>2. Busca en Internet la lista de países más vulnerables al cambio climático. Indica los 5 países menos vulnerables.</w:t>
       </w:r>
     </w:p>
     <w:p>
       <w:pPr>
-        <w:pStyle w:val="Heading3"/>
-        <w:rPr/>
+        <w:pStyle w:val="Ttulo3"/>
       </w:pPr>
       <w:bookmarkStart w:id="7" w:name="_hu9jcaryt2w"/>
       <w:bookmarkEnd w:id="7"/>
       <w:r>
-        <w:rPr/>
         <w:t>5. La desigualdad social: una villana implacable</w:t>
       </w:r>
     </w:p>
     <w:p>
       <w:pPr>
         <w:pStyle w:val="normal1"/>
-        <w:rPr/>
-      </w:pPr>
-      <w:r>
-        <w:rPr/>
+      </w:pPr>
+      <w:r>
         <w:t>Te toca a ti ser agente del cambio: analiza tu entorno más cercano, tu comunidad, tu pueblo,</w:t>
       </w:r>
     </w:p>
     <w:p>
       <w:pPr>
         <w:pStyle w:val="normal1"/>
-        <w:rPr/>
-      </w:pPr>
-      <w:r>
-        <w:rPr/>
+      </w:pPr>
+      <w:r>
         <w:t>localiza algún elemento que suponga una situación de desigualdad social, explícalo en tu</w:t>
       </w:r>
     </w:p>
     <w:p>
       <w:pPr>
         <w:pStyle w:val="normal1"/>
-        <w:rPr/>
-      </w:pPr>
-      <w:r>
-        <w:rPr/>
+      </w:pPr>
+      <w:r>
         <w:t>cuaderno y busca una solución viable. Pista: por ejemplo, las personas inmigrantes con</w:t>
       </w:r>
     </w:p>
     <w:p>
       <w:pPr>
         <w:pStyle w:val="normal1"/>
-        <w:rPr/>
-      </w:pPr>
-      <w:r>
-        <w:rPr/>
+      </w:pPr>
+      <w:r>
         <w:t>dificultades para entender el español.</w:t>
       </w:r>
     </w:p>
     <w:p>
       <w:pPr>
-        <w:pStyle w:val="Heading3"/>
-        <w:rPr/>
+        <w:pStyle w:val="Ttulo3"/>
       </w:pPr>
       <w:bookmarkStart w:id="8" w:name="_pqp84ibi1qgb"/>
       <w:bookmarkEnd w:id="8"/>
       <w:r>
-        <w:rPr/>
         <w:t>6. Actividades finales</w:t>
       </w:r>
     </w:p>
     <w:p>
       <w:pPr>
         <w:pStyle w:val="normal1"/>
-        <w:rPr/>
-      </w:pPr>
-      <w:r>
-        <w:rPr/>
+      </w:pPr>
+      <w:r>
         <w:t>Estas actividades pueden resolverse individualmente o en equipos.</w:t>
       </w:r>
     </w:p>
     <w:p>
       <w:pPr>
-        <w:pStyle w:val="Heading4"/>
-        <w:rPr/>
+        <w:pStyle w:val="Ttulo4"/>
       </w:pPr>
       <w:bookmarkStart w:id="9" w:name="_80siezn42vqg"/>
       <w:bookmarkEnd w:id="9"/>
       <w:r>
-        <w:rPr/>
         <w:t>Actúa</w:t>
       </w:r>
     </w:p>
@@ -654,14 +1167,17 @@
           <w:ilvl w:val="0"/>
           <w:numId w:val="2"/>
         </w:numPr>
-        <w:ind w:hanging="360" w:left="720"/>
-        <w:rPr>
-          <w:u w:val="none"/>
-        </w:rPr>
-      </w:pPr>
-      <w:r>
-        <w:rPr/>
-        <w:t xml:space="preserve">Escoge un problema ambiental o social de los tratados en esta unidad que reflejan la  situación de emergencia del planeta. Puede ser: impactar con datos o imágenes, dar a conocer más un detalle, concienciar sobre los impactos de nuestra actividad o de un sector en particular, etc. </w:t>
+      </w:pPr>
+      <w:r>
+        <w:t xml:space="preserve">Escoge un problema ambiental o social de los tratados en esta unidad que reflejan </w:t>
+      </w:r>
+      <w:proofErr w:type="gramStart"/>
+      <w:r>
+        <w:t>la  situación</w:t>
+      </w:r>
+      <w:proofErr w:type="gramEnd"/>
+      <w:r>
+        <w:t xml:space="preserve"> de emergencia del planeta. Puede ser: impactar con datos o imágenes, dar a conocer más un detalle, concienciar sobre los impactos de nuestra actividad o de un sector en particular, etc. </w:t>
       </w:r>
     </w:p>
     <w:p>
@@ -671,13 +1187,8 @@
           <w:ilvl w:val="0"/>
           <w:numId w:val="2"/>
         </w:numPr>
-        <w:ind w:hanging="360" w:left="720"/>
-        <w:rPr>
-          <w:u w:val="none"/>
-        </w:rPr>
-      </w:pPr>
-      <w:r>
-        <w:rPr/>
+      </w:pPr>
+      <w:r>
         <w:t>Escoge un lema, por ejemplo: "SOS desde el planeta Tierra".</w:t>
       </w:r>
     </w:p>
@@ -688,14 +1199,17 @@
           <w:ilvl w:val="0"/>
           <w:numId w:val="2"/>
         </w:numPr>
-        <w:ind w:hanging="360" w:left="720"/>
-        <w:rPr>
-          <w:u w:val="none"/>
-        </w:rPr>
-      </w:pPr>
-      <w:r>
-        <w:rPr/>
-        <w:t>Elige el medio que vas a utilizar para levar a cabo la campaña; aquí tienes varias opciones:</w:t>
+      </w:pPr>
+      <w:r>
+        <w:t xml:space="preserve">Elige el medio que vas a utilizar para </w:t>
+      </w:r>
+      <w:proofErr w:type="spellStart"/>
+      <w:r>
+        <w:t>levar</w:t>
+      </w:r>
+      <w:proofErr w:type="spellEnd"/>
+      <w:r>
+        <w:t xml:space="preserve"> a cabo la campaña; aquí tienes varias opciones:</w:t>
       </w:r>
     </w:p>
     <w:p>
@@ -705,13 +1219,8 @@
           <w:ilvl w:val="1"/>
           <w:numId w:val="2"/>
         </w:numPr>
-        <w:ind w:hanging="360" w:left="1440"/>
-        <w:rPr>
-          <w:u w:val="none"/>
-        </w:rPr>
-      </w:pPr>
-      <w:r>
-        <w:rPr/>
+      </w:pPr>
+      <w:r>
         <w:t>Realizar una exposición de murales o de fotografía.</w:t>
       </w:r>
     </w:p>
@@ -722,13 +1231,8 @@
           <w:ilvl w:val="1"/>
           <w:numId w:val="2"/>
         </w:numPr>
-        <w:ind w:hanging="360" w:left="1440"/>
-        <w:rPr>
-          <w:u w:val="none"/>
-        </w:rPr>
-      </w:pPr>
-      <w:r>
-        <w:rPr/>
+      </w:pPr>
+      <w:r>
         <w:t>Grabar LITI vídeo corto en formato minidocumental o noticias.</w:t>
       </w:r>
     </w:p>
@@ -739,35 +1243,26 @@
           <w:ilvl w:val="1"/>
           <w:numId w:val="2"/>
         </w:numPr>
-        <w:ind w:hanging="360" w:left="1440"/>
-        <w:rPr>
-          <w:u w:val="none"/>
-        </w:rPr>
-      </w:pPr>
-      <w:r>
-        <w:rPr/>
+      </w:pPr>
+      <w:r>
         <w:t>Grabar un audio sobre el tema elegido y crear un pódcast.</w:t>
       </w:r>
     </w:p>
     <w:p>
       <w:pPr>
-        <w:pStyle w:val="Heading4"/>
-        <w:rPr/>
+        <w:pStyle w:val="Ttulo4"/>
       </w:pPr>
       <w:bookmarkStart w:id="10" w:name="_2k45ojrzarw"/>
       <w:bookmarkEnd w:id="10"/>
       <w:r>
-        <w:rPr/>
         <w:t>Profundiza</w:t>
       </w:r>
     </w:p>
     <w:p>
       <w:pPr>
         <w:pStyle w:val="normal1"/>
-        <w:rPr/>
-      </w:pPr>
-      <w:r>
-        <w:rPr/>
+      </w:pPr>
+      <w:r>
         <w:t>Busca en Internet:</w:t>
       </w:r>
     </w:p>
@@ -778,13 +1273,8 @@
           <w:ilvl w:val="0"/>
           <w:numId w:val="1"/>
         </w:numPr>
-        <w:ind w:hanging="360" w:left="720"/>
-        <w:rPr>
-          <w:u w:val="none"/>
-        </w:rPr>
-      </w:pPr>
-      <w:r>
-        <w:rPr/>
+      </w:pPr>
+      <w:r>
         <w:t>¿Qué gases emiten las vacas que contribuyen al efecto invernadero y cómo se produce esta emisión?</w:t>
       </w:r>
     </w:p>
@@ -795,13 +1285,8 @@
           <w:ilvl w:val="0"/>
           <w:numId w:val="1"/>
         </w:numPr>
-        <w:ind w:hanging="360" w:left="720"/>
-        <w:rPr>
-          <w:u w:val="none"/>
-        </w:rPr>
-      </w:pPr>
-      <w:r>
-        <w:rPr/>
+      </w:pPr>
+      <w:r>
         <w:t>¿Cómo contribuye la ganadería, específicamente las vacas, al cambio climático?</w:t>
       </w:r>
     </w:p>
@@ -812,13 +1297,8 @@
           <w:ilvl w:val="0"/>
           <w:numId w:val="1"/>
         </w:numPr>
-        <w:ind w:hanging="360" w:left="720"/>
-        <w:rPr>
-          <w:u w:val="none"/>
-        </w:rPr>
-      </w:pPr>
-      <w:r>
-        <w:rPr/>
+      </w:pPr>
+      <w:r>
         <w:t>¿Cuál es el porcentaje de personas en situación de pobreza severa de tu comunidad? Compara el dato con el de las comunidades con mayor y menor tasa de pobreza en España.</w:t>
       </w:r>
     </w:p>
@@ -829,64 +1309,56 @@
           <w:ilvl w:val="0"/>
           <w:numId w:val="1"/>
         </w:numPr>
-        <w:ind w:hanging="360" w:left="720"/>
-        <w:rPr>
-          <w:u w:val="none"/>
-        </w:rPr>
-      </w:pPr>
-      <w:r>
-        <w:rPr/>
+      </w:pPr>
+      <w:r>
         <w:t>¿Cuál es el total de ingresos que debe tener una familia al año para que se la considere dentro del umbral de pobreza severa?</w:t>
       </w:r>
     </w:p>
     <w:p>
       <w:pPr>
-        <w:pStyle w:val="Heading4"/>
-        <w:rPr/>
+        <w:pStyle w:val="Ttulo4"/>
       </w:pPr>
       <w:bookmarkStart w:id="11" w:name="_fi72sedglznj"/>
       <w:bookmarkEnd w:id="11"/>
       <w:r>
-        <w:rPr/>
+        <w:lastRenderedPageBreak/>
         <w:t xml:space="preserve">A debate </w:t>
       </w:r>
     </w:p>
     <w:p>
       <w:pPr>
         <w:pStyle w:val="normal1"/>
-        <w:rPr/>
-      </w:pPr>
-      <w:r>
-        <w:rPr/>
+      </w:pPr>
+      <w:r>
         <w:t>Los refugiados y la responsabilidad social</w:t>
       </w:r>
     </w:p>
     <w:p>
       <w:pPr>
         <w:pStyle w:val="normal1"/>
-        <w:rPr/>
-      </w:pPr>
-      <w:r>
-        <w:rPr/>
+      </w:pPr>
+      <w:r>
         <w:t>A pesar de los acuerdos forjados por la comunidad de sus países, las personas refugiadas, tal y como señalan desde ACNUR, se sienten desprotegidas y rara vez consiguen una acogida efectiva y una integración real en los países de acogida.</w:t>
       </w:r>
     </w:p>
     <w:sectPr>
-      <w:type w:val="nextPage"/>
       <w:pgSz w:w="11906" w:h="16838"/>
-      <w:pgMar w:left="1440" w:right="1440" w:gutter="0" w:header="0" w:top="1440" w:footer="0" w:bottom="1440"/>
-      <w:pgNumType w:start="1" w:fmt="decimal"/>
-      <w:formProt w:val="false"/>
-      <w:textDirection w:val="lrTb"/>
-      <w:docGrid w:type="default" w:linePitch="100" w:charSpace="0"/>
+      <w:pgMar w:top="1440" w:right="1440" w:bottom="1440" w:left="1440" w:header="0" w:footer="0" w:gutter="0"/>
+      <w:pgNumType w:start="1"/>
+      <w:cols w:space="720"/>
+      <w:formProt w:val="0"/>
+      <w:docGrid w:linePitch="100"/>
     </w:sectPr>
   </w:body>
 </w:document>
 </file>
 
 <file path=word/numbering.xml><?xml version="1.0" encoding="utf-8"?>
-<w:numbering xmlns:w="http://schemas.openxmlformats.org/wordprocessingml/2006/main" xmlns:o="urn:schemas-microsoft-com:office:office" xmlns:r="http://schemas.openxmlformats.org/officeDocument/2006/relationships" xmlns:v="urn:schemas-microsoft-com:vml" xmlns:mc="http://schemas.openxmlformats.org/markup-compatibility/2006" xmlns:w14="http://schemas.microsoft.com/office/word/2010/wordml" mc:Ignorable="w14">
-  <w:abstractNum w:abstractNumId="1">
+<w:numbering xmlns:wpc="http://schemas.microsoft.com/office/word/2010/wordprocessingCanvas" xmlns:cx="http://schemas.microsoft.com/office/drawing/2014/chartex" xmlns:cx1="http://schemas.microsoft.com/office/drawing/2015/9/8/chartex" xmlns:cx2="http://schemas.microsoft.com/office/drawing/2015/10/21/chartex" xmlns:cx3="http://schemas.microsoft.com/office/drawing/2016/5/9/chartex" xmlns:cx4="http://schemas.microsoft.com/office/drawing/2016/5/10/chartex" xmlns:cx5="http://schemas.microsoft.com/office/drawing/2016/5/11/chartex" xmlns:cx6="http://schemas.microsoft.com/office/drawing/2016/5/12/chartex" xmlns:cx7="http://schemas.microsoft.com/office/drawing/2016/5/13/chartex" xmlns:cx8="http://schemas.microsoft.com/office/drawing/2016/5/14/chartex" xmlns:mc="http://schemas.openxmlformats.org/markup-compatibility/2006" xmlns:aink="http://schemas.microsoft.com/office/drawing/2016/ink" xmlns:am3d="http://schemas.microsoft.com/office/drawing/2017/model3d" xmlns:o="urn:schemas-microsoft-com:office:office" xmlns:oel="http://schemas.microsoft.com/office/2019/extlst" xmlns:r="http://schemas.openxmlformats.org/officeDocument/2006/relationships" xmlns:m="http://schemas.openxmlformats.org/officeDocument/2006/math" xmlns:v="urn:schemas-microsoft-com:vml" xmlns:wp14="http://schemas.microsoft.com/office/word/2010/wordprocessingDrawing" xmlns:wp="http://schemas.openxmlformats.org/drawingml/2006/wordprocessingDrawing" xmlns:w10="urn:schemas-microsoft-com:office:word" xmlns:w="http://schemas.openxmlformats.org/wordprocessingml/2006/main" xmlns:w14="http://schemas.microsoft.com/office/word/2010/wordml" xmlns:w15="http://schemas.microsoft.com/office/word/2012/wordml" xmlns:w16cex="http://schemas.microsoft.com/office/word/2018/wordml/cex" xmlns:w16cid="http://schemas.microsoft.com/office/word/2016/wordml/cid" xmlns:w16="http://schemas.microsoft.com/office/word/2018/wordml" xmlns:w16du="http://schemas.microsoft.com/office/word/2023/wordml/word16du" xmlns:w16sdtdh="http://schemas.microsoft.com/office/word/2020/wordml/sdtdatahash" xmlns:w16sdtfl="http://schemas.microsoft.com/office/word/2024/wordml/sdtformatlock" xmlns:w16se="http://schemas.microsoft.com/office/word/2015/wordml/symex" xmlns:wpg="http://schemas.microsoft.com/office/word/2010/wordprocessingGroup" xmlns:wpi="http://schemas.microsoft.com/office/word/2010/wordprocessingInk" xmlns:wne="http://schemas.microsoft.com/office/word/2006/wordml" xmlns:wps="http://schemas.microsoft.com/office/word/2010/wordprocessingShape" mc:Ignorable="w14 w15 w16se w16cid w16 w16cex w16sdtdh w16sdtfl w16du wp14">
+  <w:abstractNum w:abstractNumId="0" w15:restartNumberingAfterBreak="0">
+    <w:nsid w:val="3BDA49E3"/>
+    <w:multiLevelType w:val="multilevel"/>
+    <w:tmpl w:val="7FBCF664"/>
     <w:lvl w:ilvl="0">
       <w:start w:val="1"/>
       <w:numFmt w:val="decimal"/>
@@ -1023,144 +1495,10 @@
       </w:rPr>
     </w:lvl>
   </w:abstractNum>
-  <w:abstractNum w:abstractNumId="2">
-    <w:lvl w:ilvl="0">
-      <w:start w:val="1"/>
-      <w:numFmt w:val="decimal"/>
-      <w:lvlText w:val="%1."/>
-      <w:lvlJc w:val="left"/>
-      <w:pPr>
-        <w:tabs>
-          <w:tab w:val="num" w:pos="0"/>
-        </w:tabs>
-        <w:ind w:left="720" w:hanging="360"/>
-      </w:pPr>
-      <w:rPr>
-        <w:u w:val="none"/>
-      </w:rPr>
-    </w:lvl>
-    <w:lvl w:ilvl="1">
-      <w:start w:val="1"/>
-      <w:numFmt w:val="lowerLetter"/>
-      <w:lvlText w:val="%2."/>
-      <w:lvlJc w:val="left"/>
-      <w:pPr>
-        <w:tabs>
-          <w:tab w:val="num" w:pos="0"/>
-        </w:tabs>
-        <w:ind w:left="1440" w:hanging="360"/>
-      </w:pPr>
-      <w:rPr>
-        <w:u w:val="none"/>
-      </w:rPr>
-    </w:lvl>
-    <w:lvl w:ilvl="2">
-      <w:start w:val="1"/>
-      <w:numFmt w:val="lowerRoman"/>
-      <w:lvlText w:val="%3."/>
-      <w:lvlJc w:val="right"/>
-      <w:pPr>
-        <w:tabs>
-          <w:tab w:val="num" w:pos="0"/>
-        </w:tabs>
-        <w:ind w:left="2160" w:hanging="360"/>
-      </w:pPr>
-      <w:rPr>
-        <w:u w:val="none"/>
-      </w:rPr>
-    </w:lvl>
-    <w:lvl w:ilvl="3">
-      <w:start w:val="1"/>
-      <w:numFmt w:val="decimal"/>
-      <w:lvlText w:val="%4."/>
-      <w:lvlJc w:val="left"/>
-      <w:pPr>
-        <w:tabs>
-          <w:tab w:val="num" w:pos="0"/>
-        </w:tabs>
-        <w:ind w:left="2880" w:hanging="360"/>
-      </w:pPr>
-      <w:rPr>
-        <w:u w:val="none"/>
-      </w:rPr>
-    </w:lvl>
-    <w:lvl w:ilvl="4">
-      <w:start w:val="1"/>
-      <w:numFmt w:val="lowerLetter"/>
-      <w:lvlText w:val="%5."/>
-      <w:lvlJc w:val="left"/>
-      <w:pPr>
-        <w:tabs>
-          <w:tab w:val="num" w:pos="0"/>
-        </w:tabs>
-        <w:ind w:left="3600" w:hanging="360"/>
-      </w:pPr>
-      <w:rPr>
-        <w:u w:val="none"/>
-      </w:rPr>
-    </w:lvl>
-    <w:lvl w:ilvl="5">
-      <w:start w:val="1"/>
-      <w:numFmt w:val="lowerRoman"/>
-      <w:lvlText w:val="%6."/>
-      <w:lvlJc w:val="right"/>
-      <w:pPr>
-        <w:tabs>
-          <w:tab w:val="num" w:pos="0"/>
-        </w:tabs>
-        <w:ind w:left="4320" w:hanging="360"/>
-      </w:pPr>
-      <w:rPr>
-        <w:u w:val="none"/>
-      </w:rPr>
-    </w:lvl>
-    <w:lvl w:ilvl="6">
-      <w:start w:val="1"/>
-      <w:numFmt w:val="decimal"/>
-      <w:lvlText w:val="%7."/>
-      <w:lvlJc w:val="left"/>
-      <w:pPr>
-        <w:tabs>
-          <w:tab w:val="num" w:pos="0"/>
-        </w:tabs>
-        <w:ind w:left="5040" w:hanging="360"/>
-      </w:pPr>
-      <w:rPr>
-        <w:u w:val="none"/>
-      </w:rPr>
-    </w:lvl>
-    <w:lvl w:ilvl="7">
-      <w:start w:val="1"/>
-      <w:numFmt w:val="lowerLetter"/>
-      <w:lvlText w:val="%8."/>
-      <w:lvlJc w:val="left"/>
-      <w:pPr>
-        <w:tabs>
-          <w:tab w:val="num" w:pos="0"/>
-        </w:tabs>
-        <w:ind w:left="5760" w:hanging="360"/>
-      </w:pPr>
-      <w:rPr>
-        <w:u w:val="none"/>
-      </w:rPr>
-    </w:lvl>
-    <w:lvl w:ilvl="8">
-      <w:start w:val="1"/>
-      <w:numFmt w:val="lowerRoman"/>
-      <w:lvlText w:val="%9."/>
-      <w:lvlJc w:val="right"/>
-      <w:pPr>
-        <w:tabs>
-          <w:tab w:val="num" w:pos="0"/>
-        </w:tabs>
-        <w:ind w:left="6480" w:hanging="360"/>
-      </w:pPr>
-      <w:rPr>
-        <w:u w:val="none"/>
-      </w:rPr>
-    </w:lvl>
-  </w:abstractNum>
-  <w:abstractNum w:abstractNumId="3">
+  <w:abstractNum w:abstractNumId="1" w15:restartNumberingAfterBreak="0">
+    <w:nsid w:val="5D67126F"/>
+    <w:multiLevelType w:val="multilevel"/>
+    <w:tmpl w:val="BE52DA36"/>
     <w:lvl w:ilvl="0">
       <w:start w:val="1"/>
       <w:numFmt w:val="none"/>
@@ -1171,7 +1509,7 @@
         <w:tabs>
           <w:tab w:val="num" w:pos="0"/>
         </w:tabs>
-        <w:ind w:left="0" w:hanging="0"/>
+        <w:ind w:left="0" w:firstLine="0"/>
       </w:pPr>
     </w:lvl>
     <w:lvl w:ilvl="1">
@@ -1184,7 +1522,7 @@
         <w:tabs>
           <w:tab w:val="num" w:pos="0"/>
         </w:tabs>
-        <w:ind w:left="0" w:hanging="0"/>
+        <w:ind w:left="0" w:firstLine="0"/>
       </w:pPr>
     </w:lvl>
     <w:lvl w:ilvl="2">
@@ -1197,7 +1535,7 @@
         <w:tabs>
           <w:tab w:val="num" w:pos="0"/>
         </w:tabs>
-        <w:ind w:left="0" w:hanging="0"/>
+        <w:ind w:left="0" w:firstLine="0"/>
       </w:pPr>
     </w:lvl>
     <w:lvl w:ilvl="3">
@@ -1210,7 +1548,7 @@
         <w:tabs>
           <w:tab w:val="num" w:pos="0"/>
         </w:tabs>
-        <w:ind w:left="0" w:hanging="0"/>
+        <w:ind w:left="0" w:firstLine="0"/>
       </w:pPr>
     </w:lvl>
     <w:lvl w:ilvl="4">
@@ -1223,7 +1561,7 @@
         <w:tabs>
           <w:tab w:val="num" w:pos="0"/>
         </w:tabs>
-        <w:ind w:left="0" w:hanging="0"/>
+        <w:ind w:left="0" w:firstLine="0"/>
       </w:pPr>
     </w:lvl>
     <w:lvl w:ilvl="5">
@@ -1236,7 +1574,7 @@
         <w:tabs>
           <w:tab w:val="num" w:pos="0"/>
         </w:tabs>
-        <w:ind w:left="0" w:hanging="0"/>
+        <w:ind w:left="0" w:firstLine="0"/>
       </w:pPr>
     </w:lvl>
     <w:lvl w:ilvl="6">
@@ -1249,7 +1587,7 @@
         <w:tabs>
           <w:tab w:val="num" w:pos="0"/>
         </w:tabs>
-        <w:ind w:left="0" w:hanging="0"/>
+        <w:ind w:left="0" w:firstLine="0"/>
       </w:pPr>
     </w:lvl>
     <w:lvl w:ilvl="7">
@@ -1262,7 +1600,7 @@
         <w:tabs>
           <w:tab w:val="num" w:pos="0"/>
         </w:tabs>
-        <w:ind w:left="0" w:hanging="0"/>
+        <w:ind w:left="0" w:firstLine="0"/>
       </w:pPr>
     </w:lvl>
     <w:lvl w:ilvl="8">
@@ -1275,28 +1613,168 @@
         <w:tabs>
           <w:tab w:val="num" w:pos="0"/>
         </w:tabs>
-        <w:ind w:left="0" w:hanging="0"/>
+        <w:ind w:left="0" w:firstLine="0"/>
       </w:pPr>
     </w:lvl>
   </w:abstractNum>
-  <w:num w:numId="1">
-    <w:abstractNumId w:val="1"/>
-  </w:num>
-  <w:num w:numId="2">
+  <w:abstractNum w:abstractNumId="2" w15:restartNumberingAfterBreak="0">
+    <w:nsid w:val="5DFD6F93"/>
+    <w:multiLevelType w:val="multilevel"/>
+    <w:tmpl w:val="C18EEEDC"/>
+    <w:lvl w:ilvl="0">
+      <w:start w:val="1"/>
+      <w:numFmt w:val="decimal"/>
+      <w:lvlText w:val="%1."/>
+      <w:lvlJc w:val="left"/>
+      <w:pPr>
+        <w:tabs>
+          <w:tab w:val="num" w:pos="0"/>
+        </w:tabs>
+        <w:ind w:left="720" w:hanging="360"/>
+      </w:pPr>
+      <w:rPr>
+        <w:u w:val="none"/>
+      </w:rPr>
+    </w:lvl>
+    <w:lvl w:ilvl="1">
+      <w:start w:val="1"/>
+      <w:numFmt w:val="lowerLetter"/>
+      <w:lvlText w:val="%2."/>
+      <w:lvlJc w:val="left"/>
+      <w:pPr>
+        <w:tabs>
+          <w:tab w:val="num" w:pos="0"/>
+        </w:tabs>
+        <w:ind w:left="1440" w:hanging="360"/>
+      </w:pPr>
+      <w:rPr>
+        <w:u w:val="none"/>
+      </w:rPr>
+    </w:lvl>
+    <w:lvl w:ilvl="2">
+      <w:start w:val="1"/>
+      <w:numFmt w:val="lowerRoman"/>
+      <w:lvlText w:val="%3."/>
+      <w:lvlJc w:val="right"/>
+      <w:pPr>
+        <w:tabs>
+          <w:tab w:val="num" w:pos="0"/>
+        </w:tabs>
+        <w:ind w:left="2160" w:hanging="360"/>
+      </w:pPr>
+      <w:rPr>
+        <w:u w:val="none"/>
+      </w:rPr>
+    </w:lvl>
+    <w:lvl w:ilvl="3">
+      <w:start w:val="1"/>
+      <w:numFmt w:val="decimal"/>
+      <w:lvlText w:val="%4."/>
+      <w:lvlJc w:val="left"/>
+      <w:pPr>
+        <w:tabs>
+          <w:tab w:val="num" w:pos="0"/>
+        </w:tabs>
+        <w:ind w:left="2880" w:hanging="360"/>
+      </w:pPr>
+      <w:rPr>
+        <w:u w:val="none"/>
+      </w:rPr>
+    </w:lvl>
+    <w:lvl w:ilvl="4">
+      <w:start w:val="1"/>
+      <w:numFmt w:val="lowerLetter"/>
+      <w:lvlText w:val="%5."/>
+      <w:lvlJc w:val="left"/>
+      <w:pPr>
+        <w:tabs>
+          <w:tab w:val="num" w:pos="0"/>
+        </w:tabs>
+        <w:ind w:left="3600" w:hanging="360"/>
+      </w:pPr>
+      <w:rPr>
+        <w:u w:val="none"/>
+      </w:rPr>
+    </w:lvl>
+    <w:lvl w:ilvl="5">
+      <w:start w:val="1"/>
+      <w:numFmt w:val="lowerRoman"/>
+      <w:lvlText w:val="%6."/>
+      <w:lvlJc w:val="right"/>
+      <w:pPr>
+        <w:tabs>
+          <w:tab w:val="num" w:pos="0"/>
+        </w:tabs>
+        <w:ind w:left="4320" w:hanging="360"/>
+      </w:pPr>
+      <w:rPr>
+        <w:u w:val="none"/>
+      </w:rPr>
+    </w:lvl>
+    <w:lvl w:ilvl="6">
+      <w:start w:val="1"/>
+      <w:numFmt w:val="decimal"/>
+      <w:lvlText w:val="%7."/>
+      <w:lvlJc w:val="left"/>
+      <w:pPr>
+        <w:tabs>
+          <w:tab w:val="num" w:pos="0"/>
+        </w:tabs>
+        <w:ind w:left="5040" w:hanging="360"/>
+      </w:pPr>
+      <w:rPr>
+        <w:u w:val="none"/>
+      </w:rPr>
+    </w:lvl>
+    <w:lvl w:ilvl="7">
+      <w:start w:val="1"/>
+      <w:numFmt w:val="lowerLetter"/>
+      <w:lvlText w:val="%8."/>
+      <w:lvlJc w:val="left"/>
+      <w:pPr>
+        <w:tabs>
+          <w:tab w:val="num" w:pos="0"/>
+        </w:tabs>
+        <w:ind w:left="5760" w:hanging="360"/>
+      </w:pPr>
+      <w:rPr>
+        <w:u w:val="none"/>
+      </w:rPr>
+    </w:lvl>
+    <w:lvl w:ilvl="8">
+      <w:start w:val="1"/>
+      <w:numFmt w:val="lowerRoman"/>
+      <w:lvlText w:val="%9."/>
+      <w:lvlJc w:val="right"/>
+      <w:pPr>
+        <w:tabs>
+          <w:tab w:val="num" w:pos="0"/>
+        </w:tabs>
+        <w:ind w:left="6480" w:hanging="360"/>
+      </w:pPr>
+      <w:rPr>
+        <w:u w:val="none"/>
+      </w:rPr>
+    </w:lvl>
+  </w:abstractNum>
+  <w:num w:numId="1" w16cid:durableId="908267198">
     <w:abstractNumId w:val="2"/>
   </w:num>
-  <w:num w:numId="3">
-    <w:abstractNumId w:val="3"/>
+  <w:num w:numId="2" w16cid:durableId="1702978774">
+    <w:abstractNumId w:val="0"/>
+  </w:num>
+  <w:num w:numId="3" w16cid:durableId="381633967">
+    <w:abstractNumId w:val="1"/>
   </w:num>
 </w:numbering>
 </file>
 
 <file path=word/styles.xml><?xml version="1.0" encoding="utf-8"?>
-<w:styles xmlns:w="http://schemas.openxmlformats.org/wordprocessingml/2006/main" xmlns:w14="http://schemas.microsoft.com/office/word/2010/wordml" xmlns:mc="http://schemas.openxmlformats.org/markup-compatibility/2006" mc:Ignorable="w14">
+<w:styles xmlns:mc="http://schemas.openxmlformats.org/markup-compatibility/2006" xmlns:r="http://schemas.openxmlformats.org/officeDocument/2006/relationships" xmlns:w="http://schemas.openxmlformats.org/wordprocessingml/2006/main" xmlns:w14="http://schemas.microsoft.com/office/word/2010/wordml" xmlns:w15="http://schemas.microsoft.com/office/word/2012/wordml" xmlns:w16cex="http://schemas.microsoft.com/office/word/2018/wordml/cex" xmlns:w16cid="http://schemas.microsoft.com/office/word/2016/wordml/cid" xmlns:w16="http://schemas.microsoft.com/office/word/2018/wordml" xmlns:w16du="http://schemas.microsoft.com/office/word/2023/wordml/word16du" xmlns:w16sdtdh="http://schemas.microsoft.com/office/word/2020/wordml/sdtdatahash" xmlns:w16sdtfl="http://schemas.microsoft.com/office/word/2024/wordml/sdtformatlock" xmlns:w16se="http://schemas.microsoft.com/office/word/2015/wordml/symex" mc:Ignorable="w14 w15 w16se w16cid w16 w16cex w16sdtdh w16sdtfl w16du">
   <w:docDefaults>
     <w:rPrDefault>
       <w:rPr>
-        <w:rFonts w:ascii="Arial" w:hAnsi="Arial" w:eastAsia="Arial" w:cs="Arial"/>
+        <w:rFonts w:ascii="Arial" w:eastAsia="Arial" w:hAnsi="Arial" w:cs="Arial"/>
         <w:sz w:val="22"/>
         <w:szCs w:val="22"/>
         <w:lang w:val="es-ES" w:eastAsia="zh-CN" w:bidi="hi-IN"/>
@@ -1304,89 +1782,461 @@
     </w:rPrDefault>
     <w:pPrDefault>
       <w:pPr>
-        <w:suppressAutoHyphens w:val="true"/>
+        <w:suppressAutoHyphens/>
       </w:pPr>
     </w:pPrDefault>
   </w:docDefaults>
-  <w:style w:type="paragraph" w:styleId="Normal">
+  <w:latentStyles w:defLockedState="0" w:defUIPriority="99" w:defSemiHidden="0" w:defUnhideWhenUsed="0" w:defQFormat="0" w:count="376">
+    <w:lsdException w:name="Normal" w:uiPriority="0" w:qFormat="1"/>
+    <w:lsdException w:name="heading 1" w:uiPriority="9" w:qFormat="1"/>
+    <w:lsdException w:name="heading 2" w:semiHidden="1" w:uiPriority="9" w:unhideWhenUsed="1" w:qFormat="1"/>
+    <w:lsdException w:name="heading 3" w:semiHidden="1" w:uiPriority="9" w:unhideWhenUsed="1" w:qFormat="1"/>
+    <w:lsdException w:name="heading 4" w:semiHidden="1" w:uiPriority="9" w:unhideWhenUsed="1" w:qFormat="1"/>
+    <w:lsdException w:name="heading 5" w:semiHidden="1" w:uiPriority="9" w:unhideWhenUsed="1" w:qFormat="1"/>
+    <w:lsdException w:name="heading 6" w:semiHidden="1" w:uiPriority="9" w:unhideWhenUsed="1" w:qFormat="1"/>
+    <w:lsdException w:name="heading 7" w:semiHidden="1" w:uiPriority="9" w:unhideWhenUsed="1" w:qFormat="1"/>
+    <w:lsdException w:name="heading 8" w:semiHidden="1" w:uiPriority="9" w:unhideWhenUsed="1" w:qFormat="1"/>
+    <w:lsdException w:name="heading 9" w:semiHidden="1" w:uiPriority="9" w:unhideWhenUsed="1" w:qFormat="1"/>
+    <w:lsdException w:name="index 1" w:semiHidden="1" w:unhideWhenUsed="1"/>
+    <w:lsdException w:name="index 2" w:semiHidden="1" w:unhideWhenUsed="1"/>
+    <w:lsdException w:name="index 3" w:semiHidden="1" w:unhideWhenUsed="1"/>
+    <w:lsdException w:name="index 4" w:semiHidden="1" w:unhideWhenUsed="1"/>
+    <w:lsdException w:name="index 5" w:semiHidden="1" w:unhideWhenUsed="1"/>
+    <w:lsdException w:name="index 6" w:semiHidden="1" w:unhideWhenUsed="1"/>
+    <w:lsdException w:name="index 7" w:semiHidden="1" w:unhideWhenUsed="1"/>
+    <w:lsdException w:name="index 8" w:semiHidden="1" w:unhideWhenUsed="1"/>
+    <w:lsdException w:name="index 9" w:semiHidden="1" w:unhideWhenUsed="1"/>
+    <w:lsdException w:name="toc 1" w:semiHidden="1" w:uiPriority="39" w:unhideWhenUsed="1"/>
+    <w:lsdException w:name="toc 2" w:semiHidden="1" w:uiPriority="39" w:unhideWhenUsed="1"/>
+    <w:lsdException w:name="toc 3" w:semiHidden="1" w:uiPriority="39" w:unhideWhenUsed="1"/>
+    <w:lsdException w:name="toc 4" w:semiHidden="1" w:uiPriority="39" w:unhideWhenUsed="1"/>
+    <w:lsdException w:name="toc 5" w:semiHidden="1" w:uiPriority="39" w:unhideWhenUsed="1"/>
+    <w:lsdException w:name="toc 6" w:semiHidden="1" w:uiPriority="39" w:unhideWhenUsed="1"/>
+    <w:lsdException w:name="toc 7" w:semiHidden="1" w:uiPriority="39" w:unhideWhenUsed="1"/>
+    <w:lsdException w:name="toc 8" w:semiHidden="1" w:uiPriority="39" w:unhideWhenUsed="1"/>
+    <w:lsdException w:name="toc 9" w:semiHidden="1" w:uiPriority="39" w:unhideWhenUsed="1"/>
+    <w:lsdException w:name="Normal Indent" w:semiHidden="1" w:unhideWhenUsed="1"/>
+    <w:lsdException w:name="footnote text" w:semiHidden="1" w:unhideWhenUsed="1"/>
+    <w:lsdException w:name="annotation text" w:semiHidden="1" w:unhideWhenUsed="1"/>
+    <w:lsdException w:name="header" w:semiHidden="1" w:unhideWhenUsed="1"/>
+    <w:lsdException w:name="footer" w:semiHidden="1" w:unhideWhenUsed="1"/>
+    <w:lsdException w:name="index heading" w:semiHidden="1" w:unhideWhenUsed="1"/>
+    <w:lsdException w:name="caption" w:semiHidden="1" w:uiPriority="35" w:unhideWhenUsed="1" w:qFormat="1"/>
+    <w:lsdException w:name="table of figures" w:semiHidden="1" w:unhideWhenUsed="1"/>
+    <w:lsdException w:name="envelope address" w:semiHidden="1" w:unhideWhenUsed="1"/>
+    <w:lsdException w:name="envelope return" w:semiHidden="1" w:unhideWhenUsed="1"/>
+    <w:lsdException w:name="footnote reference" w:semiHidden="1" w:unhideWhenUsed="1"/>
+    <w:lsdException w:name="annotation reference" w:semiHidden="1" w:unhideWhenUsed="1"/>
+    <w:lsdException w:name="line number" w:semiHidden="1" w:unhideWhenUsed="1"/>
+    <w:lsdException w:name="page number" w:semiHidden="1" w:unhideWhenUsed="1"/>
+    <w:lsdException w:name="endnote reference" w:semiHidden="1" w:unhideWhenUsed="1"/>
+    <w:lsdException w:name="endnote text" w:semiHidden="1" w:unhideWhenUsed="1"/>
+    <w:lsdException w:name="table of authorities" w:semiHidden="1" w:unhideWhenUsed="1"/>
+    <w:lsdException w:name="macro" w:semiHidden="1" w:unhideWhenUsed="1"/>
+    <w:lsdException w:name="toa heading" w:semiHidden="1" w:unhideWhenUsed="1"/>
+    <w:lsdException w:name="List" w:semiHidden="1" w:unhideWhenUsed="1"/>
+    <w:lsdException w:name="List Bullet" w:semiHidden="1" w:unhideWhenUsed="1"/>
+    <w:lsdException w:name="List Number" w:semiHidden="1" w:unhideWhenUsed="1"/>
+    <w:lsdException w:name="List 2" w:semiHidden="1" w:unhideWhenUsed="1"/>
+    <w:lsdException w:name="List 3" w:semiHidden="1" w:unhideWhenUsed="1"/>
+    <w:lsdException w:name="List 4" w:semiHidden="1" w:unhideWhenUsed="1"/>
+    <w:lsdException w:name="List 5" w:semiHidden="1" w:unhideWhenUsed="1"/>
+    <w:lsdException w:name="List Bullet 2" w:semiHidden="1" w:unhideWhenUsed="1"/>
+    <w:lsdException w:name="List Bullet 3" w:semiHidden="1" w:unhideWhenUsed="1"/>
+    <w:lsdException w:name="List Bullet 4" w:semiHidden="1" w:unhideWhenUsed="1"/>
+    <w:lsdException w:name="List Bullet 5" w:semiHidden="1" w:unhideWhenUsed="1"/>
+    <w:lsdException w:name="List Number 2" w:semiHidden="1" w:unhideWhenUsed="1"/>
+    <w:lsdException w:name="List Number 3" w:semiHidden="1" w:unhideWhenUsed="1"/>
+    <w:lsdException w:name="List Number 4" w:semiHidden="1" w:unhideWhenUsed="1"/>
+    <w:lsdException w:name="List Number 5" w:semiHidden="1" w:unhideWhenUsed="1"/>
+    <w:lsdException w:name="Title" w:uiPriority="10" w:qFormat="1"/>
+    <w:lsdException w:name="Closing" w:semiHidden="1" w:unhideWhenUsed="1"/>
+    <w:lsdException w:name="Signature" w:semiHidden="1" w:unhideWhenUsed="1"/>
+    <w:lsdException w:name="Default Paragraph Font" w:semiHidden="1" w:uiPriority="1" w:unhideWhenUsed="1"/>
+    <w:lsdException w:name="Body Text" w:semiHidden="1" w:unhideWhenUsed="1"/>
+    <w:lsdException w:name="Body Text Indent" w:semiHidden="1" w:unhideWhenUsed="1"/>
+    <w:lsdException w:name="List Continue" w:semiHidden="1" w:unhideWhenUsed="1"/>
+    <w:lsdException w:name="List Continue 2" w:semiHidden="1" w:unhideWhenUsed="1"/>
+    <w:lsdException w:name="List Continue 3" w:semiHidden="1" w:unhideWhenUsed="1"/>
+    <w:lsdException w:name="List Continue 4" w:semiHidden="1" w:unhideWhenUsed="1"/>
+    <w:lsdException w:name="List Continue 5" w:semiHidden="1" w:unhideWhenUsed="1"/>
+    <w:lsdException w:name="Message Header" w:semiHidden="1" w:unhideWhenUsed="1"/>
+    <w:lsdException w:name="Subtitle" w:uiPriority="11" w:qFormat="1"/>
+    <w:lsdException w:name="Salutation" w:semiHidden="1" w:unhideWhenUsed="1"/>
+    <w:lsdException w:name="Date" w:semiHidden="1" w:unhideWhenUsed="1"/>
+    <w:lsdException w:name="Body Text First Indent" w:semiHidden="1" w:unhideWhenUsed="1"/>
+    <w:lsdException w:name="Body Text First Indent 2" w:semiHidden="1" w:unhideWhenUsed="1"/>
+    <w:lsdException w:name="Note Heading" w:semiHidden="1" w:unhideWhenUsed="1"/>
+    <w:lsdException w:name="Body Text 2" w:semiHidden="1" w:unhideWhenUsed="1"/>
+    <w:lsdException w:name="Body Text 3" w:semiHidden="1" w:unhideWhenUsed="1"/>
+    <w:lsdException w:name="Body Text Indent 2" w:semiHidden="1" w:unhideWhenUsed="1"/>
+    <w:lsdException w:name="Body Text Indent 3" w:semiHidden="1" w:unhideWhenUsed="1"/>
+    <w:lsdException w:name="Block Text" w:semiHidden="1" w:unhideWhenUsed="1"/>
+    <w:lsdException w:name="Hyperlink" w:semiHidden="1" w:unhideWhenUsed="1"/>
+    <w:lsdException w:name="FollowedHyperlink" w:semiHidden="1" w:unhideWhenUsed="1"/>
+    <w:lsdException w:name="Strong" w:uiPriority="22" w:qFormat="1"/>
+    <w:lsdException w:name="Emphasis" w:uiPriority="20" w:qFormat="1"/>
+    <w:lsdException w:name="Document Map" w:semiHidden="1" w:unhideWhenUsed="1"/>
+    <w:lsdException w:name="Plain Text" w:semiHidden="1" w:unhideWhenUsed="1"/>
+    <w:lsdException w:name="E-mail Signature" w:semiHidden="1" w:unhideWhenUsed="1"/>
+    <w:lsdException w:name="HTML Top of Form" w:semiHidden="1" w:unhideWhenUsed="1"/>
+    <w:lsdException w:name="HTML Bottom of Form" w:semiHidden="1" w:unhideWhenUsed="1"/>
+    <w:lsdException w:name="Normal (Web)" w:semiHidden="1" w:unhideWhenUsed="1"/>
+    <w:lsdException w:name="HTML Acronym" w:semiHidden="1" w:unhideWhenUsed="1"/>
+    <w:lsdException w:name="HTML Address" w:semiHidden="1" w:unhideWhenUsed="1"/>
+    <w:lsdException w:name="HTML Cite" w:semiHidden="1" w:unhideWhenUsed="1"/>
+    <w:lsdException w:name="HTML Code" w:semiHidden="1" w:unhideWhenUsed="1"/>
+    <w:lsdException w:name="HTML Definition" w:semiHidden="1" w:unhideWhenUsed="1"/>
+    <w:lsdException w:name="HTML Keyboard" w:semiHidden="1" w:unhideWhenUsed="1"/>
+    <w:lsdException w:name="HTML Preformatted" w:semiHidden="1" w:unhideWhenUsed="1"/>
+    <w:lsdException w:name="HTML Sample" w:semiHidden="1" w:unhideWhenUsed="1"/>
+    <w:lsdException w:name="HTML Typewriter" w:semiHidden="1" w:unhideWhenUsed="1"/>
+    <w:lsdException w:name="HTML Variable" w:semiHidden="1" w:unhideWhenUsed="1"/>
+    <w:lsdException w:name="Normal Table" w:semiHidden="1" w:unhideWhenUsed="1"/>
+    <w:lsdException w:name="annotation subject" w:semiHidden="1" w:unhideWhenUsed="1"/>
+    <w:lsdException w:name="No List" w:semiHidden="1" w:unhideWhenUsed="1"/>
+    <w:lsdException w:name="Outline List 1" w:semiHidden="1" w:unhideWhenUsed="1"/>
+    <w:lsdException w:name="Outline List 2" w:semiHidden="1" w:unhideWhenUsed="1"/>
+    <w:lsdException w:name="Outline List 3" w:semiHidden="1" w:unhideWhenUsed="1"/>
+    <w:lsdException w:name="Table Simple 1" w:semiHidden="1" w:unhideWhenUsed="1"/>
+    <w:lsdException w:name="Table Simple 2" w:semiHidden="1" w:unhideWhenUsed="1"/>
+    <w:lsdException w:name="Table Simple 3" w:semiHidden="1" w:unhideWhenUsed="1"/>
+    <w:lsdException w:name="Table Classic 1" w:semiHidden="1" w:unhideWhenUsed="1"/>
+    <w:lsdException w:name="Table Classic 2" w:semiHidden="1" w:unhideWhenUsed="1"/>
+    <w:lsdException w:name="Table Classic 3" w:semiHidden="1" w:unhideWhenUsed="1"/>
+    <w:lsdException w:name="Table Classic 4" w:semiHidden="1" w:unhideWhenUsed="1"/>
+    <w:lsdException w:name="Table Colorful 1" w:semiHidden="1" w:unhideWhenUsed="1"/>
+    <w:lsdException w:name="Table Colorful 2" w:semiHidden="1" w:unhideWhenUsed="1"/>
+    <w:lsdException w:name="Table Colorful 3" w:semiHidden="1" w:unhideWhenUsed="1"/>
+    <w:lsdException w:name="Table Columns 1" w:semiHidden="1" w:unhideWhenUsed="1"/>
+    <w:lsdException w:name="Table Columns 2" w:semiHidden="1" w:unhideWhenUsed="1"/>
+    <w:lsdException w:name="Table Columns 3" w:semiHidden="1" w:unhideWhenUsed="1"/>
+    <w:lsdException w:name="Table Columns 4" w:semiHidden="1" w:unhideWhenUsed="1"/>
+    <w:lsdException w:name="Table Columns 5" w:semiHidden="1" w:unhideWhenUsed="1"/>
+    <w:lsdException w:name="Table Grid 1" w:semiHidden="1" w:unhideWhenUsed="1"/>
+    <w:lsdException w:name="Table Grid 2" w:semiHidden="1" w:unhideWhenUsed="1"/>
+    <w:lsdException w:name="Table Grid 3" w:semiHidden="1" w:unhideWhenUsed="1"/>
+    <w:lsdException w:name="Table Grid 4" w:semiHidden="1" w:unhideWhenUsed="1"/>
+    <w:lsdException w:name="Table Grid 5" w:semiHidden="1" w:unhideWhenUsed="1"/>
+    <w:lsdException w:name="Table Grid 6" w:semiHidden="1" w:unhideWhenUsed="1"/>
+    <w:lsdException w:name="Table Grid 7" w:semiHidden="1" w:unhideWhenUsed="1"/>
+    <w:lsdException w:name="Table Grid 8" w:semiHidden="1" w:unhideWhenUsed="1"/>
+    <w:lsdException w:name="Table List 1" w:semiHidden="1" w:unhideWhenUsed="1"/>
+    <w:lsdException w:name="Table List 2" w:semiHidden="1" w:unhideWhenUsed="1"/>
+    <w:lsdException w:name="Table List 3" w:semiHidden="1" w:unhideWhenUsed="1"/>
+    <w:lsdException w:name="Table List 4" w:semiHidden="1" w:unhideWhenUsed="1"/>
+    <w:lsdException w:name="Table List 5" w:semiHidden="1" w:unhideWhenUsed="1"/>
+    <w:lsdException w:name="Table List 6" w:semiHidden="1" w:unhideWhenUsed="1"/>
+    <w:lsdException w:name="Table List 7" w:semiHidden="1" w:unhideWhenUsed="1"/>
+    <w:lsdException w:name="Table List 8" w:semiHidden="1" w:unhideWhenUsed="1"/>
+    <w:lsdException w:name="Table 3D effects 1" w:semiHidden="1" w:unhideWhenUsed="1"/>
+    <w:lsdException w:name="Table 3D effects 2" w:semiHidden="1" w:unhideWhenUsed="1"/>
+    <w:lsdException w:name="Table 3D effects 3" w:semiHidden="1" w:unhideWhenUsed="1"/>
+    <w:lsdException w:name="Table Contemporary" w:semiHidden="1" w:unhideWhenUsed="1"/>
+    <w:lsdException w:name="Table Elegant" w:semiHidden="1" w:unhideWhenUsed="1"/>
+    <w:lsdException w:name="Table Professional" w:semiHidden="1" w:unhideWhenUsed="1"/>
+    <w:lsdException w:name="Table Subtle 1" w:semiHidden="1" w:unhideWhenUsed="1"/>
+    <w:lsdException w:name="Table Subtle 2" w:semiHidden="1" w:unhideWhenUsed="1"/>
+    <w:lsdException w:name="Table Web 1" w:semiHidden="1" w:unhideWhenUsed="1"/>
+    <w:lsdException w:name="Table Web 2" w:semiHidden="1" w:unhideWhenUsed="1"/>
+    <w:lsdException w:name="Table Web 3" w:semiHidden="1" w:unhideWhenUsed="1"/>
+    <w:lsdException w:name="Balloon Text" w:semiHidden="1" w:unhideWhenUsed="1"/>
+    <w:lsdException w:name="Table Grid" w:uiPriority="39"/>
+    <w:lsdException w:name="Table Theme" w:semiHidden="1" w:unhideWhenUsed="1"/>
+    <w:lsdException w:name="Placeholder Text" w:semiHidden="1"/>
+    <w:lsdException w:name="No Spacing" w:uiPriority="1" w:qFormat="1"/>
+    <w:lsdException w:name="Light Shading" w:uiPriority="60"/>
+    <w:lsdException w:name="Light List" w:uiPriority="61"/>
+    <w:lsdException w:name="Light Grid" w:uiPriority="62"/>
+    <w:lsdException w:name="Medium Shading 1" w:uiPriority="63"/>
+    <w:lsdException w:name="Medium Shading 2" w:uiPriority="64"/>
+    <w:lsdException w:name="Medium List 1" w:uiPriority="65"/>
+    <w:lsdException w:name="Medium List 2" w:uiPriority="66"/>
+    <w:lsdException w:name="Medium Grid 1" w:uiPriority="67"/>
+    <w:lsdException w:name="Medium Grid 2" w:uiPriority="68"/>
+    <w:lsdException w:name="Medium Grid 3" w:uiPriority="69"/>
+    <w:lsdException w:name="Dark List" w:uiPriority="70"/>
+    <w:lsdException w:name="Colorful Shading" w:uiPriority="71"/>
+    <w:lsdException w:name="Colorful List" w:uiPriority="72"/>
+    <w:lsdException w:name="Colorful Grid" w:uiPriority="73"/>
+    <w:lsdException w:name="Light Shading Accent 1" w:uiPriority="60"/>
+    <w:lsdException w:name="Light List Accent 1" w:uiPriority="61"/>
+    <w:lsdException w:name="Light Grid Accent 1" w:uiPriority="62"/>
+    <w:lsdException w:name="Medium Shading 1 Accent 1" w:uiPriority="63"/>
+    <w:lsdException w:name="Medium Shading 2 Accent 1" w:uiPriority="64"/>
+    <w:lsdException w:name="Medium List 1 Accent 1" w:uiPriority="65"/>
+    <w:lsdException w:name="Revision" w:semiHidden="1"/>
+    <w:lsdException w:name="List Paragraph" w:uiPriority="34" w:qFormat="1"/>
+    <w:lsdException w:name="Quote" w:uiPriority="29" w:qFormat="1"/>
+    <w:lsdException w:name="Intense Quote" w:uiPriority="30" w:qFormat="1"/>
+    <w:lsdException w:name="Medium List 2 Accent 1" w:uiPriority="66"/>
+    <w:lsdException w:name="Medium Grid 1 Accent 1" w:uiPriority="67"/>
+    <w:lsdException w:name="Medium Grid 2 Accent 1" w:uiPriority="68"/>
+    <w:lsdException w:name="Medium Grid 3 Accent 1" w:uiPriority="69"/>
+    <w:lsdException w:name="Dark List Accent 1" w:uiPriority="70"/>
+    <w:lsdException w:name="Colorful Shading Accent 1" w:uiPriority="71"/>
+    <w:lsdException w:name="Colorful List Accent 1" w:uiPriority="72"/>
+    <w:lsdException w:name="Colorful Grid Accent 1" w:uiPriority="73"/>
+    <w:lsdException w:name="Light Shading Accent 2" w:uiPriority="60"/>
+    <w:lsdException w:name="Light List Accent 2" w:uiPriority="61"/>
+    <w:lsdException w:name="Light Grid Accent 2" w:uiPriority="62"/>
+    <w:lsdException w:name="Medium Shading 1 Accent 2" w:uiPriority="63"/>
+    <w:lsdException w:name="Medium Shading 2 Accent 2" w:uiPriority="64"/>
+    <w:lsdException w:name="Medium List 1 Accent 2" w:uiPriority="65"/>
+    <w:lsdException w:name="Medium List 2 Accent 2" w:uiPriority="66"/>
+    <w:lsdException w:name="Medium Grid 1 Accent 2" w:uiPriority="67"/>
+    <w:lsdException w:name="Medium Grid 2 Accent 2" w:uiPriority="68"/>
+    <w:lsdException w:name="Medium Grid 3 Accent 2" w:uiPriority="69"/>
+    <w:lsdException w:name="Dark List Accent 2" w:uiPriority="70"/>
+    <w:lsdException w:name="Colorful Shading Accent 2" w:uiPriority="71"/>
+    <w:lsdException w:name="Colorful List Accent 2" w:uiPriority="72"/>
+    <w:lsdException w:name="Colorful Grid Accent 2" w:uiPriority="73"/>
+    <w:lsdException w:name="Light Shading Accent 3" w:uiPriority="60"/>
+    <w:lsdException w:name="Light List Accent 3" w:uiPriority="61"/>
+    <w:lsdException w:name="Light Grid Accent 3" w:uiPriority="62"/>
+    <w:lsdException w:name="Medium Shading 1 Accent 3" w:uiPriority="63"/>
+    <w:lsdException w:name="Medium Shading 2 Accent 3" w:uiPriority="64"/>
+    <w:lsdException w:name="Medium List 1 Accent 3" w:uiPriority="65"/>
+    <w:lsdException w:name="Medium List 2 Accent 3" w:uiPriority="66"/>
+    <w:lsdException w:name="Medium Grid 1 Accent 3" w:uiPriority="67"/>
+    <w:lsdException w:name="Medium Grid 2 Accent 3" w:uiPriority="68"/>
+    <w:lsdException w:name="Medium Grid 3 Accent 3" w:uiPriority="69"/>
+    <w:lsdException w:name="Dark List Accent 3" w:uiPriority="70"/>
+    <w:lsdException w:name="Colorful Shading Accent 3" w:uiPriority="71"/>
+    <w:lsdException w:name="Colorful List Accent 3" w:uiPriority="72"/>
+    <w:lsdException w:name="Colorful Grid Accent 3" w:uiPriority="73"/>
+    <w:lsdException w:name="Light Shading Accent 4" w:uiPriority="60"/>
+    <w:lsdException w:name="Light List Accent 4" w:uiPriority="61"/>
+    <w:lsdException w:name="Light Grid Accent 4" w:uiPriority="62"/>
+    <w:lsdException w:name="Medium Shading 1 Accent 4" w:uiPriority="63"/>
+    <w:lsdException w:name="Medium Shading 2 Accent 4" w:uiPriority="64"/>
+    <w:lsdException w:name="Medium List 1 Accent 4" w:uiPriority="65"/>
+    <w:lsdException w:name="Medium List 2 Accent 4" w:uiPriority="66"/>
+    <w:lsdException w:name="Medium Grid 1 Accent 4" w:uiPriority="67"/>
+    <w:lsdException w:name="Medium Grid 2 Accent 4" w:uiPriority="68"/>
+    <w:lsdException w:name="Medium Grid 3 Accent 4" w:uiPriority="69"/>
+    <w:lsdException w:name="Dark List Accent 4" w:uiPriority="70"/>
+    <w:lsdException w:name="Colorful Shading Accent 4" w:uiPriority="71"/>
+    <w:lsdException w:name="Colorful List Accent 4" w:uiPriority="72"/>
+    <w:lsdException w:name="Colorful Grid Accent 4" w:uiPriority="73"/>
+    <w:lsdException w:name="Light Shading Accent 5" w:uiPriority="60"/>
+    <w:lsdException w:name="Light List Accent 5" w:uiPriority="61"/>
+    <w:lsdException w:name="Light Grid Accent 5" w:uiPriority="62"/>
+    <w:lsdException w:name="Medium Shading 1 Accent 5" w:uiPriority="63"/>
+    <w:lsdException w:name="Medium Shading 2 Accent 5" w:uiPriority="64"/>
+    <w:lsdException w:name="Medium List 1 Accent 5" w:uiPriority="65"/>
+    <w:lsdException w:name="Medium List 2 Accent 5" w:uiPriority="66"/>
+    <w:lsdException w:name="Medium Grid 1 Accent 5" w:uiPriority="67"/>
+    <w:lsdException w:name="Medium Grid 2 Accent 5" w:uiPriority="68"/>
+    <w:lsdException w:name="Medium Grid 3 Accent 5" w:uiPriority="69"/>
+    <w:lsdException w:name="Dark List Accent 5" w:uiPriority="70"/>
+    <w:lsdException w:name="Colorful Shading Accent 5" w:uiPriority="71"/>
+    <w:lsdException w:name="Colorful List Accent 5" w:uiPriority="72"/>
+    <w:lsdException w:name="Colorful Grid Accent 5" w:uiPriority="73"/>
+    <w:lsdException w:name="Light Shading Accent 6" w:uiPriority="60"/>
+    <w:lsdException w:name="Light List Accent 6" w:uiPriority="61"/>
+    <w:lsdException w:name="Light Grid Accent 6" w:uiPriority="62"/>
+    <w:lsdException w:name="Medium Shading 1 Accent 6" w:uiPriority="63"/>
+    <w:lsdException w:name="Medium Shading 2 Accent 6" w:uiPriority="64"/>
+    <w:lsdException w:name="Medium List 1 Accent 6" w:uiPriority="65"/>
+    <w:lsdException w:name="Medium List 2 Accent 6" w:uiPriority="66"/>
+    <w:lsdException w:name="Medium Grid 1 Accent 6" w:uiPriority="67"/>
+    <w:lsdException w:name="Medium Grid 2 Accent 6" w:uiPriority="68"/>
+    <w:lsdException w:name="Medium Grid 3 Accent 6" w:uiPriority="69"/>
+    <w:lsdException w:name="Dark List Accent 6" w:uiPriority="70"/>
+    <w:lsdException w:name="Colorful Shading Accent 6" w:uiPriority="71"/>
+    <w:lsdException w:name="Colorful List Accent 6" w:uiPriority="72"/>
+    <w:lsdException w:name="Colorful Grid Accent 6" w:uiPriority="73"/>
+    <w:lsdException w:name="Subtle Emphasis" w:uiPriority="19" w:qFormat="1"/>
+    <w:lsdException w:name="Intense Emphasis" w:uiPriority="21" w:qFormat="1"/>
+    <w:lsdException w:name="Subtle Reference" w:uiPriority="31" w:qFormat="1"/>
+    <w:lsdException w:name="Intense Reference" w:uiPriority="32" w:qFormat="1"/>
+    <w:lsdException w:name="Book Title" w:uiPriority="33" w:qFormat="1"/>
+    <w:lsdException w:name="Bibliography" w:semiHidden="1" w:uiPriority="37" w:unhideWhenUsed="1"/>
+    <w:lsdException w:name="TOC Heading" w:semiHidden="1" w:uiPriority="39" w:unhideWhenUsed="1" w:qFormat="1"/>
+    <w:lsdException w:name="Plain Table 1" w:uiPriority="41"/>
+    <w:lsdException w:name="Plain Table 2" w:uiPriority="42"/>
+    <w:lsdException w:name="Plain Table 3" w:uiPriority="43"/>
+    <w:lsdException w:name="Plain Table 4" w:uiPriority="44"/>
+    <w:lsdException w:name="Plain Table 5" w:uiPriority="45"/>
+    <w:lsdException w:name="Grid Table Light" w:uiPriority="40"/>
+    <w:lsdException w:name="Grid Table 1 Light" w:uiPriority="46"/>
+    <w:lsdException w:name="Grid Table 2" w:uiPriority="47"/>
+    <w:lsdException w:name="Grid Table 3" w:uiPriority="48"/>
+    <w:lsdException w:name="Grid Table 4" w:uiPriority="49"/>
+    <w:lsdException w:name="Grid Table 5 Dark" w:uiPriority="50"/>
+    <w:lsdException w:name="Grid Table 6 Colorful" w:uiPriority="51"/>
+    <w:lsdException w:name="Grid Table 7 Colorful" w:uiPriority="52"/>
+    <w:lsdException w:name="Grid Table 1 Light Accent 1" w:uiPriority="46"/>
+    <w:lsdException w:name="Grid Table 2 Accent 1" w:uiPriority="47"/>
+    <w:lsdException w:name="Grid Table 3 Accent 1" w:uiPriority="48"/>
+    <w:lsdException w:name="Grid Table 4 Accent 1" w:uiPriority="49"/>
+    <w:lsdException w:name="Grid Table 5 Dark Accent 1" w:uiPriority="50"/>
+    <w:lsdException w:name="Grid Table 6 Colorful Accent 1" w:uiPriority="51"/>
+    <w:lsdException w:name="Grid Table 7 Colorful Accent 1" w:uiPriority="52"/>
+    <w:lsdException w:name="Grid Table 1 Light Accent 2" w:uiPriority="46"/>
+    <w:lsdException w:name="Grid Table 2 Accent 2" w:uiPriority="47"/>
+    <w:lsdException w:name="Grid Table 3 Accent 2" w:uiPriority="48"/>
+    <w:lsdException w:name="Grid Table 4 Accent 2" w:uiPriority="49"/>
+    <w:lsdException w:name="Grid Table 5 Dark Accent 2" w:uiPriority="50"/>
+    <w:lsdException w:name="Grid Table 6 Colorful Accent 2" w:uiPriority="51"/>
+    <w:lsdException w:name="Grid Table 7 Colorful Accent 2" w:uiPriority="52"/>
+    <w:lsdException w:name="Grid Table 1 Light Accent 3" w:uiPriority="46"/>
+    <w:lsdException w:name="Grid Table 2 Accent 3" w:uiPriority="47"/>
+    <w:lsdException w:name="Grid Table 3 Accent 3" w:uiPriority="48"/>
+    <w:lsdException w:name="Grid Table 4 Accent 3" w:uiPriority="49"/>
+    <w:lsdException w:name="Grid Table 5 Dark Accent 3" w:uiPriority="50"/>
+    <w:lsdException w:name="Grid Table 6 Colorful Accent 3" w:uiPriority="51"/>
+    <w:lsdException w:name="Grid Table 7 Colorful Accent 3" w:uiPriority="52"/>
+    <w:lsdException w:name="Grid Table 1 Light Accent 4" w:uiPriority="46"/>
+    <w:lsdException w:name="Grid Table 2 Accent 4" w:uiPriority="47"/>
+    <w:lsdException w:name="Grid Table 3 Accent 4" w:uiPriority="48"/>
+    <w:lsdException w:name="Grid Table 4 Accent 4" w:uiPriority="49"/>
+    <w:lsdException w:name="Grid Table 5 Dark Accent 4" w:uiPriority="50"/>
+    <w:lsdException w:name="Grid Table 6 Colorful Accent 4" w:uiPriority="51"/>
+    <w:lsdException w:name="Grid Table 7 Colorful Accent 4" w:uiPriority="52"/>
+    <w:lsdException w:name="Grid Table 1 Light Accent 5" w:uiPriority="46"/>
+    <w:lsdException w:name="Grid Table 2 Accent 5" w:uiPriority="47"/>
+    <w:lsdException w:name="Grid Table 3 Accent 5" w:uiPriority="48"/>
+    <w:lsdException w:name="Grid Table 4 Accent 5" w:uiPriority="49"/>
+    <w:lsdException w:name="Grid Table 5 Dark Accent 5" w:uiPriority="50"/>
+    <w:lsdException w:name="Grid Table 6 Colorful Accent 5" w:uiPriority="51"/>
+    <w:lsdException w:name="Grid Table 7 Colorful Accent 5" w:uiPriority="52"/>
+    <w:lsdException w:name="Grid Table 1 Light Accent 6" w:uiPriority="46"/>
+    <w:lsdException w:name="Grid Table 2 Accent 6" w:uiPriority="47"/>
+    <w:lsdException w:name="Grid Table 3 Accent 6" w:uiPriority="48"/>
+    <w:lsdException w:name="Grid Table 4 Accent 6" w:uiPriority="49"/>
+    <w:lsdException w:name="Grid Table 5 Dark Accent 6" w:uiPriority="50"/>
+    <w:lsdException w:name="Grid Table 6 Colorful Accent 6" w:uiPriority="51"/>
+    <w:lsdException w:name="Grid Table 7 Colorful Accent 6" w:uiPriority="52"/>
+    <w:lsdException w:name="List Table 1 Light" w:uiPriority="46"/>
+    <w:lsdException w:name="List Table 2" w:uiPriority="47"/>
+    <w:lsdException w:name="List Table 3" w:uiPriority="48"/>
+    <w:lsdException w:name="List Table 4" w:uiPriority="49"/>
+    <w:lsdException w:name="List Table 5 Dark" w:uiPriority="50"/>
+    <w:lsdException w:name="List Table 6 Colorful" w:uiPriority="51"/>
+    <w:lsdException w:name="List Table 7 Colorful" w:uiPriority="52"/>
+    <w:lsdException w:name="List Table 1 Light Accent 1" w:uiPriority="46"/>
+    <w:lsdException w:name="List Table 2 Accent 1" w:uiPriority="47"/>
+    <w:lsdException w:name="List Table 3 Accent 1" w:uiPriority="48"/>
+    <w:lsdException w:name="List Table 4 Accent 1" w:uiPriority="49"/>
+    <w:lsdException w:name="List Table 5 Dark Accent 1" w:uiPriority="50"/>
+    <w:lsdException w:name="List Table 6 Colorful Accent 1" w:uiPriority="51"/>
+    <w:lsdException w:name="List Table 7 Colorful Accent 1" w:uiPriority="52"/>
+    <w:lsdException w:name="List Table 1 Light Accent 2" w:uiPriority="46"/>
+    <w:lsdException w:name="List Table 2 Accent 2" w:uiPriority="47"/>
+    <w:lsdException w:name="List Table 3 Accent 2" w:uiPriority="48"/>
+    <w:lsdException w:name="List Table 4 Accent 2" w:uiPriority="49"/>
+    <w:lsdException w:name="List Table 5 Dark Accent 2" w:uiPriority="50"/>
+    <w:lsdException w:name="List Table 6 Colorful Accent 2" w:uiPriority="51"/>
+    <w:lsdException w:name="List Table 7 Colorful Accent 2" w:uiPriority="52"/>
+    <w:lsdException w:name="List Table 1 Light Accent 3" w:uiPriority="46"/>
+    <w:lsdException w:name="List Table 2 Accent 3" w:uiPriority="47"/>
+    <w:lsdException w:name="List Table 3 Accent 3" w:uiPriority="48"/>
+    <w:lsdException w:name="List Table 4 Accent 3" w:uiPriority="49"/>
+    <w:lsdException w:name="List Table 5 Dark Accent 3" w:uiPriority="50"/>
+    <w:lsdException w:name="List Table 6 Colorful Accent 3" w:uiPriority="51"/>
+    <w:lsdException w:name="List Table 7 Colorful Accent 3" w:uiPriority="52"/>
+    <w:lsdException w:name="List Table 1 Light Accent 4" w:uiPriority="46"/>
+    <w:lsdException w:name="List Table 2 Accent 4" w:uiPriority="47"/>
+    <w:lsdException w:name="List Table 3 Accent 4" w:uiPriority="48"/>
+    <w:lsdException w:name="List Table 4 Accent 4" w:uiPriority="49"/>
+    <w:lsdException w:name="List Table 5 Dark Accent 4" w:uiPriority="50"/>
+    <w:lsdException w:name="List Table 6 Colorful Accent 4" w:uiPriority="51"/>
+    <w:lsdException w:name="List Table 7 Colorful Accent 4" w:uiPriority="52"/>
+    <w:lsdException w:name="List Table 1 Light Accent 5" w:uiPriority="46"/>
+    <w:lsdException w:name="List Table 2 Accent 5" w:uiPriority="47"/>
+    <w:lsdException w:name="List Table 3 Accent 5" w:uiPriority="48"/>
+    <w:lsdException w:name="List Table 4 Accent 5" w:uiPriority="49"/>
+    <w:lsdException w:name="List Table 5 Dark Accent 5" w:uiPriority="50"/>
+    <w:lsdException w:name="List Table 6 Colorful Accent 5" w:uiPriority="51"/>
+    <w:lsdException w:name="List Table 7 Colorful Accent 5" w:uiPriority="52"/>
+    <w:lsdException w:name="List Table 1 Light Accent 6" w:uiPriority="46"/>
+    <w:lsdException w:name="List Table 2 Accent 6" w:uiPriority="47"/>
+    <w:lsdException w:name="List Table 3 Accent 6" w:uiPriority="48"/>
+    <w:lsdException w:name="List Table 4 Accent 6" w:uiPriority="49"/>
+    <w:lsdException w:name="List Table 5 Dark Accent 6" w:uiPriority="50"/>
+    <w:lsdException w:name="List Table 6 Colorful Accent 6" w:uiPriority="51"/>
+    <w:lsdException w:name="List Table 7 Colorful Accent 6" w:uiPriority="52"/>
+    <w:lsdException w:name="Mention" w:semiHidden="1" w:unhideWhenUsed="1"/>
+    <w:lsdException w:name="Smart Hyperlink" w:semiHidden="1" w:unhideWhenUsed="1"/>
+    <w:lsdException w:name="Hashtag" w:semiHidden="1" w:unhideWhenUsed="1"/>
+    <w:lsdException w:name="Unresolved Mention" w:semiHidden="1" w:unhideWhenUsed="1"/>
+    <w:lsdException w:name="Smart Link" w:semiHidden="1" w:unhideWhenUsed="1"/>
+  </w:latentStyles>
+  <w:style w:type="paragraph" w:default="1" w:styleId="Normal">
     <w:name w:val="Normal"/>
     <w:qFormat/>
     <w:pPr>
-      <w:widowControl/>
-      <w:bidi w:val="0"/>
-      <w:spacing w:lineRule="auto" w:line="276" w:before="0" w:after="0"/>
-      <w:jc w:val="left"/>
+      <w:spacing w:line="276" w:lineRule="auto"/>
     </w:pPr>
-    <w:rPr>
-      <w:rFonts w:ascii="Arial" w:hAnsi="Arial" w:eastAsia="Arial" w:cs="Arial"/>
-      <w:color w:val="auto"/>
-      <w:kern w:val="0"/>
-      <w:sz w:val="22"/>
-      <w:szCs w:val="22"/>
-      <w:lang w:val="es-ES" w:eastAsia="zh-CN" w:bidi="hi-IN"/>
-    </w:rPr>
   </w:style>
-  <w:style w:type="paragraph" w:styleId="Heading1">
+  <w:style w:type="paragraph" w:styleId="Ttulo1">
     <w:name w:val="heading 1"/>
     <w:basedOn w:val="normal1"/>
     <w:next w:val="normal1"/>
+    <w:uiPriority w:val="9"/>
     <w:qFormat/>
     <w:pPr>
-      <w:keepNext w:val="true"/>
+      <w:keepNext/>
       <w:keepLines/>
-      <w:pageBreakBefore w:val="false"/>
-      <w:spacing w:lineRule="auto" w:line="240" w:before="400" w:after="120"/>
+      <w:spacing w:before="400" w:after="120" w:line="240" w:lineRule="auto"/>
+      <w:outlineLvl w:val="0"/>
     </w:pPr>
     <w:rPr>
       <w:sz w:val="40"/>
       <w:szCs w:val="40"/>
     </w:rPr>
   </w:style>
-  <w:style w:type="paragraph" w:styleId="Heading2">
+  <w:style w:type="paragraph" w:styleId="Ttulo2">
     <w:name w:val="heading 2"/>
     <w:basedOn w:val="normal1"/>
     <w:next w:val="normal1"/>
+    <w:uiPriority w:val="9"/>
+    <w:unhideWhenUsed/>
     <w:qFormat/>
     <w:pPr>
-      <w:keepNext w:val="true"/>
+      <w:keepNext/>
       <w:keepLines/>
-      <w:pageBreakBefore w:val="false"/>
-      <w:spacing w:lineRule="auto" w:line="240" w:before="360" w:after="120"/>
+      <w:spacing w:before="360" w:after="120" w:line="240" w:lineRule="auto"/>
+      <w:outlineLvl w:val="1"/>
     </w:pPr>
     <w:rPr>
-      <w:b w:val="false"/>
       <w:sz w:val="32"/>
       <w:szCs w:val="32"/>
     </w:rPr>
   </w:style>
-  <w:style w:type="paragraph" w:styleId="Heading3">
+  <w:style w:type="paragraph" w:styleId="Ttulo3">
     <w:name w:val="heading 3"/>
     <w:basedOn w:val="normal1"/>
     <w:next w:val="normal1"/>
+    <w:uiPriority w:val="9"/>
+    <w:unhideWhenUsed/>
     <w:qFormat/>
     <w:pPr>
-      <w:keepNext w:val="true"/>
+      <w:keepNext/>
       <w:keepLines/>
-      <w:pageBreakBefore w:val="false"/>
-      <w:spacing w:lineRule="auto" w:line="240" w:before="320" w:after="80"/>
+      <w:spacing w:before="320" w:after="80" w:line="240" w:lineRule="auto"/>
+      <w:outlineLvl w:val="2"/>
     </w:pPr>
     <w:rPr>
-      <w:b w:val="false"/>
       <w:color w:val="434343"/>
       <w:sz w:val="28"/>
       <w:szCs w:val="28"/>
     </w:rPr>
   </w:style>
-  <w:style w:type="paragraph" w:styleId="Heading4">
+  <w:style w:type="paragraph" w:styleId="Ttulo4">
     <w:name w:val="heading 4"/>
     <w:basedOn w:val="normal1"/>
     <w:next w:val="normal1"/>
+    <w:uiPriority w:val="9"/>
+    <w:unhideWhenUsed/>
     <w:qFormat/>
     <w:pPr>
-      <w:keepNext w:val="true"/>
+      <w:keepNext/>
       <w:keepLines/>
-      <w:pageBreakBefore w:val="false"/>
-      <w:spacing w:lineRule="auto" w:line="240" w:before="280" w:after="80"/>
+      <w:spacing w:before="280" w:after="80" w:line="240" w:lineRule="auto"/>
+      <w:outlineLvl w:val="3"/>
     </w:pPr>
     <w:rPr>
       <w:color w:val="666666"/>
@@ -1394,73 +2244,101 @@
       <w:szCs w:val="24"/>
     </w:rPr>
   </w:style>
-  <w:style w:type="paragraph" w:styleId="Heading5">
+  <w:style w:type="paragraph" w:styleId="Ttulo5">
     <w:name w:val="heading 5"/>
     <w:basedOn w:val="normal1"/>
     <w:next w:val="normal1"/>
+    <w:uiPriority w:val="9"/>
+    <w:semiHidden/>
+    <w:unhideWhenUsed/>
     <w:qFormat/>
     <w:pPr>
-      <w:keepNext w:val="true"/>
+      <w:keepNext/>
       <w:keepLines/>
-      <w:pageBreakBefore w:val="false"/>
-      <w:spacing w:lineRule="auto" w:line="240" w:before="240" w:after="80"/>
+      <w:spacing w:before="240" w:after="80" w:line="240" w:lineRule="auto"/>
+      <w:outlineLvl w:val="4"/>
     </w:pPr>
     <w:rPr>
       <w:color w:val="666666"/>
-      <w:sz w:val="22"/>
-      <w:szCs w:val="22"/>
     </w:rPr>
   </w:style>
-  <w:style w:type="paragraph" w:styleId="Heading6">
+  <w:style w:type="paragraph" w:styleId="Ttulo6">
     <w:name w:val="heading 6"/>
     <w:basedOn w:val="normal1"/>
     <w:next w:val="normal1"/>
+    <w:uiPriority w:val="9"/>
+    <w:semiHidden/>
+    <w:unhideWhenUsed/>
     <w:qFormat/>
     <w:pPr>
-      <w:keepNext w:val="true"/>
+      <w:keepNext/>
       <w:keepLines/>
-      <w:pageBreakBefore w:val="false"/>
-      <w:spacing w:lineRule="auto" w:line="240" w:before="240" w:after="80"/>
+      <w:spacing w:before="240" w:after="80" w:line="240" w:lineRule="auto"/>
+      <w:outlineLvl w:val="5"/>
     </w:pPr>
     <w:rPr>
       <w:i/>
       <w:color w:val="666666"/>
-      <w:sz w:val="22"/>
-      <w:szCs w:val="22"/>
     </w:rPr>
   </w:style>
+  <w:style w:type="character" w:default="1" w:styleId="Fuentedeprrafopredeter">
+    <w:name w:val="Default Paragraph Font"/>
+    <w:uiPriority w:val="1"/>
+    <w:semiHidden/>
+    <w:unhideWhenUsed/>
+  </w:style>
+  <w:style w:type="table" w:default="1" w:styleId="Tablanormal">
+    <w:name w:val="Normal Table"/>
+    <w:uiPriority w:val="99"/>
+    <w:semiHidden/>
+    <w:unhideWhenUsed/>
+    <w:tblPr>
+      <w:tblInd w:w="0" w:type="dxa"/>
+      <w:tblCellMar>
+        <w:top w:w="0" w:type="dxa"/>
+        <w:left w:w="108" w:type="dxa"/>
+        <w:bottom w:w="0" w:type="dxa"/>
+        <w:right w:w="108" w:type="dxa"/>
+      </w:tblCellMar>
+    </w:tblPr>
+  </w:style>
+  <w:style w:type="numbering" w:default="1" w:styleId="Sinlista">
+    <w:name w:val="No List"/>
+    <w:uiPriority w:val="99"/>
+    <w:semiHidden/>
+    <w:unhideWhenUsed/>
+  </w:style>
   <w:style w:type="paragraph" w:styleId="Ttulo">
-    <w:name w:val="Título"/>
-    <w:basedOn w:val="Normal"/>
-    <w:next w:val="BodyText"/>
+    <w:name w:val="Title"/>
+    <w:basedOn w:val="normal1"/>
+    <w:next w:val="Textoindependiente"/>
+    <w:uiPriority w:val="10"/>
     <w:qFormat/>
     <w:pPr>
-      <w:keepNext w:val="true"/>
-      <w:spacing w:before="240" w:after="120"/>
+      <w:keepNext/>
+      <w:keepLines/>
+      <w:spacing w:after="60" w:line="240" w:lineRule="auto"/>
     </w:pPr>
     <w:rPr>
-      <w:rFonts w:ascii="Liberation Sans" w:hAnsi="Liberation Sans" w:eastAsia="Microsoft YaHei" w:cs="Lucida Sans"/>
-      <w:sz w:val="28"/>
-      <w:szCs w:val="28"/>
+      <w:sz w:val="52"/>
+      <w:szCs w:val="52"/>
     </w:rPr>
   </w:style>
-  <w:style w:type="paragraph" w:styleId="BodyText">
+  <w:style w:type="paragraph" w:styleId="Textoindependiente">
     <w:name w:val="Body Text"/>
     <w:basedOn w:val="Normal"/>
     <w:pPr>
-      <w:spacing w:lineRule="auto" w:line="276" w:before="0" w:after="140"/>
+      <w:spacing w:after="140"/>
     </w:pPr>
-    <w:rPr/>
   </w:style>
-  <w:style w:type="paragraph" w:styleId="List">
+  <w:style w:type="paragraph" w:styleId="Lista">
     <w:name w:val="List"/>
-    <w:basedOn w:val="BodyText"/>
-    <w:pPr/>
+    <w:basedOn w:val="Textoindependiente"/>
     <w:rPr>
       <w:rFonts w:cs="Lucida Sans"/>
     </w:rPr>
   </w:style>
-  <w:style w:type="paragraph" w:styleId="Caption">
+  <w:style w:type="paragraph" w:styleId="Descripcin">
     <w:name w:val="caption"/>
     <w:basedOn w:val="Normal"/>
     <w:qFormat/>
@@ -1476,7 +2354,7 @@
       <w:szCs w:val="24"/>
     </w:rPr>
   </w:style>
-  <w:style w:type="paragraph" w:styleId="ndice">
+  <w:style w:type="paragraph" w:customStyle="1" w:styleId="ndice">
     <w:name w:val="Índice"/>
     <w:basedOn w:val="Normal"/>
     <w:qFormat/>
@@ -1487,60 +2365,31 @@
       <w:rFonts w:cs="Lucida Sans"/>
     </w:rPr>
   </w:style>
-  <w:style w:type="paragraph" w:styleId="normal1" w:default="1">
+  <w:style w:type="paragraph" w:customStyle="1" w:styleId="normal1">
     <w:name w:val="normal1"/>
     <w:qFormat/>
     <w:pPr>
-      <w:widowControl/>
-      <w:bidi w:val="0"/>
-      <w:spacing w:lineRule="auto" w:line="276" w:before="0" w:after="0"/>
-      <w:jc w:val="left"/>
+      <w:spacing w:line="276" w:lineRule="auto"/>
     </w:pPr>
-    <w:rPr>
-      <w:rFonts w:ascii="Arial" w:hAnsi="Arial" w:eastAsia="Arial" w:cs="Arial"/>
-      <w:color w:val="auto"/>
-      <w:kern w:val="0"/>
-      <w:sz w:val="22"/>
-      <w:szCs w:val="22"/>
-      <w:lang w:val="es-ES" w:eastAsia="zh-CN" w:bidi="hi-IN"/>
-    </w:rPr>
   </w:style>
-  <w:style w:type="paragraph" w:styleId="Title">
-    <w:name w:val="Title"/>
-    <w:basedOn w:val="normal1"/>
-    <w:next w:val="normal1"/>
-    <w:qFormat/>
-    <w:pPr>
-      <w:keepNext w:val="true"/>
-      <w:keepLines/>
-      <w:pageBreakBefore w:val="false"/>
-      <w:spacing w:lineRule="auto" w:line="240" w:before="0" w:after="60"/>
-    </w:pPr>
-    <w:rPr>
-      <w:sz w:val="52"/>
-      <w:szCs w:val="52"/>
-    </w:rPr>
-  </w:style>
-  <w:style w:type="paragraph" w:styleId="Subtitle">
+  <w:style w:type="paragraph" w:styleId="Subttulo">
     <w:name w:val="Subtitle"/>
     <w:basedOn w:val="normal1"/>
     <w:next w:val="normal1"/>
+    <w:uiPriority w:val="11"/>
     <w:qFormat/>
     <w:pPr>
-      <w:keepNext w:val="true"/>
+      <w:keepNext/>
       <w:keepLines/>
-      <w:pageBreakBefore w:val="false"/>
-      <w:spacing w:lineRule="auto" w:line="240" w:before="0" w:after="320"/>
+      <w:spacing w:after="320" w:line="240" w:lineRule="auto"/>
     </w:pPr>
     <w:rPr>
-      <w:rFonts w:ascii="Arial" w:hAnsi="Arial" w:eastAsia="Arial" w:cs="Arial"/>
-      <w:i w:val="false"/>
       <w:color w:val="666666"/>
       <w:sz w:val="30"/>
       <w:szCs w:val="30"/>
     </w:rPr>
   </w:style>
-  <w:style w:type="table" w:default="1" w:styleId="TableNormal">
+  <w:style w:type="table" w:customStyle="1" w:styleId="TableNormal">
     <w:name w:val="TableNormal"/>
     <w:tblPr>
       <w:tblCellMar>
@@ -1555,41 +2404,41 @@
 </file>
 
 <file path=word/theme/theme1.xml><?xml version="1.0" encoding="utf-8"?>
-<a:theme xmlns:a="http://schemas.openxmlformats.org/drawingml/2006/main" xmlns:r="http://schemas.openxmlformats.org/officeDocument/2006/relationships" name="Office Theme">
+<a:theme xmlns:a="http://schemas.openxmlformats.org/drawingml/2006/main" name="Office Theme">
   <a:themeElements>
     <a:clrScheme name="Office">
       <a:dk1>
         <a:srgbClr val="000000"/>
       </a:dk1>
       <a:lt1>
-        <a:srgbClr val="ffffff"/>
+        <a:srgbClr val="FFFFFF"/>
       </a:lt1>
       <a:dk2>
-        <a:srgbClr val="1f497d"/>
+        <a:srgbClr val="1F497D"/>
       </a:dk2>
       <a:lt2>
-        <a:srgbClr val="eeece1"/>
+        <a:srgbClr val="EEECE1"/>
       </a:lt2>
       <a:accent1>
-        <a:srgbClr val="4f81bd"/>
+        <a:srgbClr val="4F81BD"/>
       </a:accent1>
       <a:accent2>
-        <a:srgbClr val="c0504d"/>
+        <a:srgbClr val="C0504D"/>
       </a:accent2>
       <a:accent3>
-        <a:srgbClr val="9bbb59"/>
+        <a:srgbClr val="9BBB59"/>
       </a:accent3>
       <a:accent4>
-        <a:srgbClr val="8064a2"/>
+        <a:srgbClr val="8064A2"/>
       </a:accent4>
       <a:accent5>
-        <a:srgbClr val="4bacc6"/>
+        <a:srgbClr val="4BACC6"/>
       </a:accent5>
       <a:accent6>
-        <a:srgbClr val="f79646"/>
+        <a:srgbClr val="F79646"/>
       </a:accent6>
       <a:hlink>
-        <a:srgbClr val="0000ff"/>
+        <a:srgbClr val="0000FF"/>
       </a:hlink>
       <a:folHlink>
         <a:srgbClr val="800080"/>
@@ -1597,12 +2446,12 @@
     </a:clrScheme>
     <a:fontScheme name="Office">
       <a:majorFont>
-        <a:latin typeface="Calibri" pitchFamily="0" charset="1"/>
+        <a:latin typeface="Calibri"/>
         <a:ea typeface=""/>
         <a:cs typeface=""/>
       </a:majorFont>
       <a:minorFont>
-        <a:latin typeface="Cambria" pitchFamily="0" charset="1"/>
+        <a:latin typeface="Cambria"/>
         <a:ea typeface=""/>
         <a:cs typeface=""/>
       </a:minorFont>
@@ -1631,7 +2480,7 @@
             </a:gs>
           </a:gsLst>
           <a:lin ang="16200000" scaled="1"/>
-          <a:tileRect l="0" t="0" r="0" b="0"/>
+          <a:tileRect/>
         </a:gradFill>
         <a:gradFill>
           <a:gsLst>
@@ -1649,7 +2498,7 @@
             </a:gs>
           </a:gsLst>
           <a:lin ang="16200000" scaled="0"/>
-          <a:tileRect l="0" t="0" r="0" b="0"/>
+          <a:tileRect/>
         </a:gradFill>
       </a:fillStyleLst>
       <a:lnStyleLst>
@@ -1700,7 +2549,7 @@
           <a:path path="circle">
             <a:fillToRect l="50000" t="-80000" r="50000" b="180000"/>
           </a:path>
-          <a:tileRect l="0" t="0" r="0" b="0"/>
+          <a:tileRect/>
         </a:gradFill>
         <a:gradFill>
           <a:gsLst>
@@ -1718,10 +2567,12 @@
           <a:path path="circle">
             <a:fillToRect l="50000" t="50000" r="50000" b="50000"/>
           </a:path>
-          <a:tileRect l="0" t="0" r="0" b="0"/>
+          <a:tileRect/>
         </a:gradFill>
       </a:bgFillStyleLst>
     </a:fmtScheme>
   </a:themeElements>
+  <a:objectDefaults/>
+  <a:extraClrSchemeLst/>
 </a:theme>
 </file>